--- a/tablas/regresiones_arreglo_impuestos.docx
+++ b/tablas/regresiones_arreglo_impuestos.docx
@@ -48,6 +48,15 @@
               </w:pBdr>
               <w:spacing w:after="120" w:before="120" w:line="240"/>
               <w:ind w:left="120" w:right="120" w:firstLine="0" w:firstLineChars="0"/>
+              <w:rPr>
+                <w:rFonts w:ascii="Arial" w:hAnsi="Arial" w:eastAsia="Arial" w:cs="Arial"/>
+                <w:i w:val="false"/>
+                <w:b w:val="false"/>
+                <w:u w:val="none"/>
+                <w:sz w:val="22"/>
+                <w:szCs w:val="22"/>
+                <w:color w:val="000000"/>
+              </w:rPr>
             </w:pPr>
             <w:r>
               <w:rPr>
@@ -92,6 +101,15 @@
               </w:pBdr>
               <w:spacing w:after="120" w:before="120" w:line="240"/>
               <w:ind w:left="120" w:right="120" w:firstLine="0" w:firstLineChars="0"/>
+              <w:rPr>
+                <w:rFonts w:ascii="Arial" w:hAnsi="Arial" w:eastAsia="Arial" w:cs="Arial"/>
+                <w:i w:val="false"/>
+                <w:b w:val="false"/>
+                <w:u w:val="none"/>
+                <w:sz w:val="22"/>
+                <w:szCs w:val="22"/>
+                <w:color w:val="000000"/>
+              </w:rPr>
             </w:pPr>
             <w:r>
               <w:rPr>
@@ -136,6 +154,15 @@
               </w:pBdr>
               <w:spacing w:after="120" w:before="120" w:line="240"/>
               <w:ind w:left="120" w:right="120" w:firstLine="0" w:firstLineChars="0"/>
+              <w:rPr>
+                <w:rFonts w:ascii="Arial" w:hAnsi="Arial" w:eastAsia="Arial" w:cs="Arial"/>
+                <w:i w:val="false"/>
+                <w:b w:val="false"/>
+                <w:u w:val="none"/>
+                <w:sz w:val="22"/>
+                <w:szCs w:val="22"/>
+                <w:color w:val="000000"/>
+              </w:rPr>
             </w:pPr>
             <w:r>
               <w:rPr>
@@ -180,6 +207,15 @@
               </w:pBdr>
               <w:spacing w:after="120" w:before="120" w:line="240"/>
               <w:ind w:left="120" w:right="120" w:firstLine="0" w:firstLineChars="0"/>
+              <w:rPr>
+                <w:rFonts w:ascii="Arial" w:hAnsi="Arial" w:eastAsia="Arial" w:cs="Arial"/>
+                <w:i w:val="false"/>
+                <w:b w:val="false"/>
+                <w:u w:val="none"/>
+                <w:sz w:val="22"/>
+                <w:szCs w:val="22"/>
+                <w:color w:val="000000"/>
+              </w:rPr>
             </w:pPr>
             <w:r>
               <w:rPr>
@@ -230,6 +266,15 @@
               </w:pBdr>
               <w:spacing w:after="120" w:before="120" w:line="240"/>
               <w:ind w:left="120" w:right="120" w:firstLine="0" w:firstLineChars="0"/>
+              <w:rPr>
+                <w:rFonts w:ascii="Arial" w:hAnsi="Arial" w:eastAsia="Arial" w:cs="Arial"/>
+                <w:i w:val="false"/>
+                <w:b w:val="false"/>
+                <w:u w:val="none"/>
+                <w:sz w:val="22"/>
+                <w:szCs w:val="22"/>
+                <w:color w:val="000000"/>
+              </w:rPr>
             </w:pPr>
             <w:r>
               <w:rPr>
@@ -274,6 +319,15 @@
               </w:pBdr>
               <w:spacing w:after="120" w:before="120" w:line="240"/>
               <w:ind w:left="120" w:right="120" w:firstLine="0" w:firstLineChars="0"/>
+              <w:rPr>
+                <w:rFonts w:ascii="Arial" w:hAnsi="Arial" w:eastAsia="Arial" w:cs="Arial"/>
+                <w:i w:val="false"/>
+                <w:b w:val="false"/>
+                <w:u w:val="none"/>
+                <w:sz w:val="22"/>
+                <w:szCs w:val="22"/>
+                <w:color w:val="000000"/>
+              </w:rPr>
             </w:pPr>
             <w:r>
               <w:rPr>
@@ -318,6 +372,15 @@
               </w:pBdr>
               <w:spacing w:after="120" w:before="120" w:line="240"/>
               <w:ind w:left="120" w:right="120" w:firstLine="0" w:firstLineChars="0"/>
+              <w:rPr>
+                <w:rFonts w:ascii="Arial" w:hAnsi="Arial" w:eastAsia="Arial" w:cs="Arial"/>
+                <w:i w:val="false"/>
+                <w:b w:val="false"/>
+                <w:u w:val="none"/>
+                <w:sz w:val="22"/>
+                <w:szCs w:val="22"/>
+                <w:color w:val="000000"/>
+              </w:rPr>
             </w:pPr>
             <w:r>
               <w:rPr>
@@ -362,6 +425,15 @@
               </w:pBdr>
               <w:spacing w:after="120" w:before="120" w:line="240"/>
               <w:ind w:left="120" w:right="120" w:firstLine="0" w:firstLineChars="0"/>
+              <w:rPr>
+                <w:rFonts w:ascii="Arial" w:hAnsi="Arial" w:eastAsia="Arial" w:cs="Arial"/>
+                <w:i w:val="false"/>
+                <w:b w:val="false"/>
+                <w:u w:val="none"/>
+                <w:sz w:val="22"/>
+                <w:szCs w:val="22"/>
+                <w:color w:val="000000"/>
+              </w:rPr>
             </w:pPr>
             <w:r>
               <w:rPr>
@@ -412,6 +484,15 @@
               </w:pBdr>
               <w:spacing w:after="120" w:before="120" w:line="240"/>
               <w:ind w:left="120" w:right="120" w:firstLine="0" w:firstLineChars="0"/>
+              <w:rPr>
+                <w:rFonts w:ascii="Arial" w:hAnsi="Arial" w:eastAsia="Arial" w:cs="Arial"/>
+                <w:i w:val="false"/>
+                <w:b w:val="false"/>
+                <w:u w:val="none"/>
+                <w:sz w:val="22"/>
+                <w:szCs w:val="22"/>
+                <w:color w:val="000000"/>
+              </w:rPr>
             </w:pPr>
             <w:r>
               <w:rPr>
@@ -456,6 +537,15 @@
               </w:pBdr>
               <w:spacing w:after="120" w:before="120" w:line="240"/>
               <w:ind w:left="120" w:right="120" w:firstLine="0" w:firstLineChars="0"/>
+              <w:rPr>
+                <w:rFonts w:ascii="Arial" w:hAnsi="Arial" w:eastAsia="Arial" w:cs="Arial"/>
+                <w:i w:val="false"/>
+                <w:b w:val="false"/>
+                <w:u w:val="none"/>
+                <w:sz w:val="22"/>
+                <w:szCs w:val="22"/>
+                <w:color w:val="000000"/>
+              </w:rPr>
             </w:pPr>
             <w:r>
               <w:rPr>
@@ -500,6 +590,15 @@
               </w:pBdr>
               <w:spacing w:after="120" w:before="120" w:line="240"/>
               <w:ind w:left="120" w:right="120" w:firstLine="0" w:firstLineChars="0"/>
+              <w:rPr>
+                <w:rFonts w:ascii="Arial" w:hAnsi="Arial" w:eastAsia="Arial" w:cs="Arial"/>
+                <w:i w:val="false"/>
+                <w:b w:val="false"/>
+                <w:u w:val="none"/>
+                <w:sz w:val="22"/>
+                <w:szCs w:val="22"/>
+                <w:color w:val="000000"/>
+              </w:rPr>
             </w:pPr>
             <w:r>
               <w:rPr>
@@ -544,6 +643,15 @@
               </w:pBdr>
               <w:spacing w:after="120" w:before="120" w:line="240"/>
               <w:ind w:left="120" w:right="120" w:firstLine="0" w:firstLineChars="0"/>
+              <w:rPr>
+                <w:rFonts w:ascii="Arial" w:hAnsi="Arial" w:eastAsia="Arial" w:cs="Arial"/>
+                <w:i w:val="false"/>
+                <w:b w:val="false"/>
+                <w:u w:val="none"/>
+                <w:sz w:val="22"/>
+                <w:szCs w:val="22"/>
+                <w:color w:val="000000"/>
+              </w:rPr>
             </w:pPr>
             <w:r>
               <w:rPr>
@@ -594,6 +702,15 @@
               </w:pBdr>
               <w:spacing w:after="120" w:before="120" w:line="240"/>
               <w:ind w:left="120" w:right="120" w:firstLine="0" w:firstLineChars="0"/>
+              <w:rPr>
+                <w:rFonts w:ascii="Arial" w:hAnsi="Arial" w:eastAsia="Arial" w:cs="Arial"/>
+                <w:i w:val="false"/>
+                <w:b w:val="false"/>
+                <w:u w:val="none"/>
+                <w:sz w:val="22"/>
+                <w:szCs w:val="22"/>
+                <w:color w:val="000000"/>
+              </w:rPr>
             </w:pPr>
             <w:r>
               <w:rPr>
@@ -638,6 +755,15 @@
               </w:pBdr>
               <w:spacing w:after="120" w:before="120" w:line="240"/>
               <w:ind w:left="120" w:right="120" w:firstLine="0" w:firstLineChars="0"/>
+              <w:rPr>
+                <w:rFonts w:ascii="Arial" w:hAnsi="Arial" w:eastAsia="Arial" w:cs="Arial"/>
+                <w:i w:val="false"/>
+                <w:b w:val="false"/>
+                <w:u w:val="none"/>
+                <w:sz w:val="22"/>
+                <w:szCs w:val="22"/>
+                <w:color w:val="000000"/>
+              </w:rPr>
             </w:pPr>
             <w:r>
               <w:rPr>
@@ -682,6 +808,15 @@
               </w:pBdr>
               <w:spacing w:after="120" w:before="120" w:line="240"/>
               <w:ind w:left="120" w:right="120" w:firstLine="0" w:firstLineChars="0"/>
+              <w:rPr>
+                <w:rFonts w:ascii="Arial" w:hAnsi="Arial" w:eastAsia="Arial" w:cs="Arial"/>
+                <w:i w:val="false"/>
+                <w:b w:val="false"/>
+                <w:u w:val="none"/>
+                <w:sz w:val="22"/>
+                <w:szCs w:val="22"/>
+                <w:color w:val="000000"/>
+              </w:rPr>
             </w:pPr>
             <w:r>
               <w:rPr>
@@ -726,6 +861,15 @@
               </w:pBdr>
               <w:spacing w:after="120" w:before="120" w:line="240"/>
               <w:ind w:left="120" w:right="120" w:firstLine="0" w:firstLineChars="0"/>
+              <w:rPr>
+                <w:rFonts w:ascii="Arial" w:hAnsi="Arial" w:eastAsia="Arial" w:cs="Arial"/>
+                <w:i w:val="false"/>
+                <w:b w:val="false"/>
+                <w:u w:val="none"/>
+                <w:sz w:val="22"/>
+                <w:szCs w:val="22"/>
+                <w:color w:val="000000"/>
+              </w:rPr>
             </w:pPr>
             <w:r>
               <w:rPr>
@@ -776,6 +920,15 @@
               </w:pBdr>
               <w:spacing w:after="120" w:before="120" w:line="240"/>
               <w:ind w:left="120" w:right="120" w:firstLine="0" w:firstLineChars="0"/>
+              <w:rPr>
+                <w:rFonts w:ascii="Arial" w:hAnsi="Arial" w:eastAsia="Arial" w:cs="Arial"/>
+                <w:i w:val="false"/>
+                <w:b w:val="false"/>
+                <w:u w:val="none"/>
+                <w:sz w:val="22"/>
+                <w:szCs w:val="22"/>
+                <w:color w:val="000000"/>
+              </w:rPr>
             </w:pPr>
             <w:r>
               <w:rPr>
@@ -820,6 +973,15 @@
               </w:pBdr>
               <w:spacing w:after="120" w:before="120" w:line="240"/>
               <w:ind w:left="120" w:right="120" w:firstLine="0" w:firstLineChars="0"/>
+              <w:rPr>
+                <w:rFonts w:ascii="Arial" w:hAnsi="Arial" w:eastAsia="Arial" w:cs="Arial"/>
+                <w:i w:val="false"/>
+                <w:b w:val="false"/>
+                <w:u w:val="none"/>
+                <w:sz w:val="22"/>
+                <w:szCs w:val="22"/>
+                <w:color w:val="000000"/>
+              </w:rPr>
             </w:pPr>
             <w:r>
               <w:rPr>
@@ -864,6 +1026,15 @@
               </w:pBdr>
               <w:spacing w:after="120" w:before="120" w:line="240"/>
               <w:ind w:left="120" w:right="120" w:firstLine="0" w:firstLineChars="0"/>
+              <w:rPr>
+                <w:rFonts w:ascii="Arial" w:hAnsi="Arial" w:eastAsia="Arial" w:cs="Arial"/>
+                <w:i w:val="false"/>
+                <w:b w:val="false"/>
+                <w:u w:val="none"/>
+                <w:sz w:val="22"/>
+                <w:szCs w:val="22"/>
+                <w:color w:val="000000"/>
+              </w:rPr>
             </w:pPr>
             <w:r>
               <w:rPr>
@@ -908,6 +1079,15 @@
               </w:pBdr>
               <w:spacing w:after="120" w:before="120" w:line="240"/>
               <w:ind w:left="120" w:right="120" w:firstLine="0" w:firstLineChars="0"/>
+              <w:rPr>
+                <w:rFonts w:ascii="Arial" w:hAnsi="Arial" w:eastAsia="Arial" w:cs="Arial"/>
+                <w:i w:val="false"/>
+                <w:b w:val="false"/>
+                <w:u w:val="none"/>
+                <w:sz w:val="22"/>
+                <w:szCs w:val="22"/>
+                <w:color w:val="000000"/>
+              </w:rPr>
             </w:pPr>
             <w:r>
               <w:rPr>
@@ -958,6 +1138,15 @@
               </w:pBdr>
               <w:spacing w:after="120" w:before="120" w:line="240"/>
               <w:ind w:left="120" w:right="120" w:firstLine="0" w:firstLineChars="0"/>
+              <w:rPr>
+                <w:rFonts w:ascii="Arial" w:hAnsi="Arial" w:eastAsia="Arial" w:cs="Arial"/>
+                <w:i w:val="false"/>
+                <w:b w:val="false"/>
+                <w:u w:val="none"/>
+                <w:sz w:val="22"/>
+                <w:szCs w:val="22"/>
+                <w:color w:val="000000"/>
+              </w:rPr>
             </w:pPr>
             <w:r>
               <w:rPr>
@@ -1002,6 +1191,15 @@
               </w:pBdr>
               <w:spacing w:after="120" w:before="120" w:line="240"/>
               <w:ind w:left="120" w:right="120" w:firstLine="0" w:firstLineChars="0"/>
+              <w:rPr>
+                <w:rFonts w:ascii="Arial" w:hAnsi="Arial" w:eastAsia="Arial" w:cs="Arial"/>
+                <w:i w:val="false"/>
+                <w:b w:val="false"/>
+                <w:u w:val="none"/>
+                <w:sz w:val="22"/>
+                <w:szCs w:val="22"/>
+                <w:color w:val="000000"/>
+              </w:rPr>
             </w:pPr>
             <w:r>
               <w:rPr>
@@ -1046,6 +1244,15 @@
               </w:pBdr>
               <w:spacing w:after="120" w:before="120" w:line="240"/>
               <w:ind w:left="120" w:right="120" w:firstLine="0" w:firstLineChars="0"/>
+              <w:rPr>
+                <w:rFonts w:ascii="Arial" w:hAnsi="Arial" w:eastAsia="Arial" w:cs="Arial"/>
+                <w:i w:val="false"/>
+                <w:b w:val="false"/>
+                <w:u w:val="none"/>
+                <w:sz w:val="22"/>
+                <w:szCs w:val="22"/>
+                <w:color w:val="000000"/>
+              </w:rPr>
             </w:pPr>
             <w:r>
               <w:rPr>
@@ -1090,6 +1297,15 @@
               </w:pBdr>
               <w:spacing w:after="120" w:before="120" w:line="240"/>
               <w:ind w:left="120" w:right="120" w:firstLine="0" w:firstLineChars="0"/>
+              <w:rPr>
+                <w:rFonts w:ascii="Arial" w:hAnsi="Arial" w:eastAsia="Arial" w:cs="Arial"/>
+                <w:i w:val="false"/>
+                <w:b w:val="false"/>
+                <w:u w:val="none"/>
+                <w:sz w:val="22"/>
+                <w:szCs w:val="22"/>
+                <w:color w:val="000000"/>
+              </w:rPr>
             </w:pPr>
             <w:r>
               <w:rPr>
@@ -1140,6 +1356,15 @@
               </w:pBdr>
               <w:spacing w:after="120" w:before="120" w:line="240"/>
               <w:ind w:left="120" w:right="120" w:firstLine="0" w:firstLineChars="0"/>
+              <w:rPr>
+                <w:rFonts w:ascii="Arial" w:hAnsi="Arial" w:eastAsia="Arial" w:cs="Arial"/>
+                <w:i w:val="false"/>
+                <w:b w:val="false"/>
+                <w:u w:val="none"/>
+                <w:sz w:val="22"/>
+                <w:szCs w:val="22"/>
+                <w:color w:val="000000"/>
+              </w:rPr>
             </w:pPr>
             <w:r>
               <w:rPr>
@@ -1184,6 +1409,15 @@
               </w:pBdr>
               <w:spacing w:after="120" w:before="120" w:line="240"/>
               <w:ind w:left="120" w:right="120" w:firstLine="0" w:firstLineChars="0"/>
+              <w:rPr>
+                <w:rFonts w:ascii="Arial" w:hAnsi="Arial" w:eastAsia="Arial" w:cs="Arial"/>
+                <w:i w:val="false"/>
+                <w:b w:val="false"/>
+                <w:u w:val="none"/>
+                <w:sz w:val="22"/>
+                <w:szCs w:val="22"/>
+                <w:color w:val="000000"/>
+              </w:rPr>
             </w:pPr>
             <w:r>
               <w:rPr>
@@ -1228,6 +1462,15 @@
               </w:pBdr>
               <w:spacing w:after="120" w:before="120" w:line="240"/>
               <w:ind w:left="120" w:right="120" w:firstLine="0" w:firstLineChars="0"/>
+              <w:rPr>
+                <w:rFonts w:ascii="Arial" w:hAnsi="Arial" w:eastAsia="Arial" w:cs="Arial"/>
+                <w:i w:val="false"/>
+                <w:b w:val="false"/>
+                <w:u w:val="none"/>
+                <w:sz w:val="22"/>
+                <w:szCs w:val="22"/>
+                <w:color w:val="000000"/>
+              </w:rPr>
             </w:pPr>
             <w:r>
               <w:rPr>
@@ -1272,6 +1515,15 @@
               </w:pBdr>
               <w:spacing w:after="120" w:before="120" w:line="240"/>
               <w:ind w:left="120" w:right="120" w:firstLine="0" w:firstLineChars="0"/>
+              <w:rPr>
+                <w:rFonts w:ascii="Arial" w:hAnsi="Arial" w:eastAsia="Arial" w:cs="Arial"/>
+                <w:i w:val="false"/>
+                <w:b w:val="false"/>
+                <w:u w:val="none"/>
+                <w:sz w:val="22"/>
+                <w:szCs w:val="22"/>
+                <w:color w:val="000000"/>
+              </w:rPr>
             </w:pPr>
             <w:r>
               <w:rPr>
@@ -1322,6 +1574,15 @@
               </w:pBdr>
               <w:spacing w:after="120" w:before="120" w:line="240"/>
               <w:ind w:left="120" w:right="120" w:firstLine="0" w:firstLineChars="0"/>
+              <w:rPr>
+                <w:rFonts w:ascii="Arial" w:hAnsi="Arial" w:eastAsia="Arial" w:cs="Arial"/>
+                <w:i w:val="false"/>
+                <w:b w:val="false"/>
+                <w:u w:val="none"/>
+                <w:sz w:val="22"/>
+                <w:szCs w:val="22"/>
+                <w:color w:val="000000"/>
+              </w:rPr>
             </w:pPr>
             <w:r>
               <w:rPr>
@@ -1366,6 +1627,15 @@
               </w:pBdr>
               <w:spacing w:after="120" w:before="120" w:line="240"/>
               <w:ind w:left="120" w:right="120" w:firstLine="0" w:firstLineChars="0"/>
+              <w:rPr>
+                <w:rFonts w:ascii="Arial" w:hAnsi="Arial" w:eastAsia="Arial" w:cs="Arial"/>
+                <w:i w:val="false"/>
+                <w:b w:val="false"/>
+                <w:u w:val="none"/>
+                <w:sz w:val="22"/>
+                <w:szCs w:val="22"/>
+                <w:color w:val="000000"/>
+              </w:rPr>
             </w:pPr>
             <w:r>
               <w:rPr>
@@ -1410,6 +1680,15 @@
               </w:pBdr>
               <w:spacing w:after="120" w:before="120" w:line="240"/>
               <w:ind w:left="120" w:right="120" w:firstLine="0" w:firstLineChars="0"/>
+              <w:rPr>
+                <w:rFonts w:ascii="Arial" w:hAnsi="Arial" w:eastAsia="Arial" w:cs="Arial"/>
+                <w:i w:val="false"/>
+                <w:b w:val="false"/>
+                <w:u w:val="none"/>
+                <w:sz w:val="22"/>
+                <w:szCs w:val="22"/>
+                <w:color w:val="000000"/>
+              </w:rPr>
             </w:pPr>
             <w:r>
               <w:rPr>
@@ -1454,6 +1733,15 @@
               </w:pBdr>
               <w:spacing w:after="120" w:before="120" w:line="240"/>
               <w:ind w:left="120" w:right="120" w:firstLine="0" w:firstLineChars="0"/>
+              <w:rPr>
+                <w:rFonts w:ascii="Arial" w:hAnsi="Arial" w:eastAsia="Arial" w:cs="Arial"/>
+                <w:i w:val="false"/>
+                <w:b w:val="false"/>
+                <w:u w:val="none"/>
+                <w:sz w:val="22"/>
+                <w:szCs w:val="22"/>
+                <w:color w:val="000000"/>
+              </w:rPr>
             </w:pPr>
             <w:r>
               <w:rPr>
@@ -1504,50 +1792,68 @@
               </w:pBdr>
               <w:spacing w:after="120" w:before="120" w:line="240"/>
               <w:ind w:left="120" w:right="120" w:firstLine="0" w:firstLineChars="0"/>
-            </w:pPr>
-            <w:r>
-              <w:rPr>
-                <w:rFonts w:ascii="Arial" w:hAnsi="Arial" w:eastAsia="Arial" w:cs="Arial"/>
-                <w:i w:val="false"/>
-                <w:b w:val="false"/>
-                <w:u w:val="none"/>
-                <w:sz w:val="22"/>
-                <w:szCs w:val="22"/>
-                <w:color w:val="000000"/>
-              </w:rPr>
-              <w:t xml:space="preserve">Dist. ingresos muy justa (ref: Muy injusta)</w:t>
-            </w:r>
-          </w:p>
-        </w:tc>
-        <w:tc>
-          <w:tcPr>
-            <w:tcBorders>
-              <w:bottom w:val="none" w:sz="0" w:space="0" w:color="000000"/>
-              <w:top w:val="none" w:sz="0" w:space="0" w:color="000000"/>
-              <w:left w:val="none" w:sz="0" w:space="0" w:color="000000"/>
-              <w:right w:val="none" w:sz="0" w:space="0" w:color="000000"/>
-            </w:tcBorders>
-            <w:shd w:val="clear" w:color="auto" w:fill="FFFFFF"/>
-            <w:tcMar>
-              <w:top w:w="0" w:type="dxa"/>
-              <w:bottom w:w="0" w:type="dxa"/>
-              <w:left w:w="0" w:type="dxa"/>
-              <w:right w:w="0" w:type="dxa"/>
-            </w:tcMar>
-            <w:vAlign w:val="top"/>
-          </w:tcPr>
-          <w:p>
-            <w:pPr>
-              <w:pStyle w:val="Normal"/>
-              <w:jc w:val="right"/>
-              <w:pBdr>
-                <w:bottom w:val="none" w:sz="0" w:space="0" w:color="000000"/>
-                <w:top w:val="none" w:sz="0" w:space="0" w:color="000000"/>
-                <w:left w:val="none" w:sz="0" w:space="0" w:color="000000"/>
-                <w:right w:val="none" w:sz="0" w:space="0" w:color="000000"/>
-              </w:pBdr>
-              <w:spacing w:after="120" w:before="120" w:line="240"/>
-              <w:ind w:left="120" w:right="120" w:firstLine="0" w:firstLineChars="0"/>
+              <w:rPr>
+                <w:rFonts w:ascii="Arial" w:hAnsi="Arial" w:eastAsia="Arial" w:cs="Arial"/>
+                <w:i w:val="false"/>
+                <w:b w:val="false"/>
+                <w:u w:val="none"/>
+                <w:sz w:val="22"/>
+                <w:szCs w:val="22"/>
+                <w:color w:val="000000"/>
+              </w:rPr>
+            </w:pPr>
+            <w:r>
+              <w:rPr>
+                <w:rFonts w:ascii="Arial" w:hAnsi="Arial" w:eastAsia="Arial" w:cs="Arial"/>
+                <w:i w:val="false"/>
+                <w:b w:val="false"/>
+                <w:u w:val="none"/>
+                <w:sz w:val="22"/>
+                <w:szCs w:val="22"/>
+                <w:color w:val="000000"/>
+              </w:rPr>
+              <w:t xml:space="preserve">Justicia dist. justa (ref: Muy justa)</w:t>
+            </w:r>
+          </w:p>
+        </w:tc>
+        <w:tc>
+          <w:tcPr>
+            <w:tcBorders>
+              <w:bottom w:val="none" w:sz="0" w:space="0" w:color="000000"/>
+              <w:top w:val="none" w:sz="0" w:space="0" w:color="000000"/>
+              <w:left w:val="none" w:sz="0" w:space="0" w:color="000000"/>
+              <w:right w:val="none" w:sz="0" w:space="0" w:color="000000"/>
+            </w:tcBorders>
+            <w:shd w:val="clear" w:color="auto" w:fill="FFFFFF"/>
+            <w:tcMar>
+              <w:top w:w="0" w:type="dxa"/>
+              <w:bottom w:w="0" w:type="dxa"/>
+              <w:left w:w="0" w:type="dxa"/>
+              <w:right w:w="0" w:type="dxa"/>
+            </w:tcMar>
+            <w:vAlign w:val="top"/>
+          </w:tcPr>
+          <w:p>
+            <w:pPr>
+              <w:pStyle w:val="Normal"/>
+              <w:jc w:val="right"/>
+              <w:pBdr>
+                <w:bottom w:val="none" w:sz="0" w:space="0" w:color="000000"/>
+                <w:top w:val="none" w:sz="0" w:space="0" w:color="000000"/>
+                <w:left w:val="none" w:sz="0" w:space="0" w:color="000000"/>
+                <w:right w:val="none" w:sz="0" w:space="0" w:color="000000"/>
+              </w:pBdr>
+              <w:spacing w:after="120" w:before="120" w:line="240"/>
+              <w:ind w:left="120" w:right="120" w:firstLine="0" w:firstLineChars="0"/>
+              <w:rPr>
+                <w:rFonts w:ascii="Arial" w:hAnsi="Arial" w:eastAsia="Arial" w:cs="Arial"/>
+                <w:i w:val="false"/>
+                <w:b w:val="false"/>
+                <w:u w:val="none"/>
+                <w:sz w:val="22"/>
+                <w:szCs w:val="22"/>
+                <w:color w:val="000000"/>
+              </w:rPr>
             </w:pPr>
             <w:r>
               <w:rPr>
@@ -1592,62 +1898,80 @@
               </w:pBdr>
               <w:spacing w:after="120" w:before="120" w:line="240"/>
               <w:ind w:left="120" w:right="120" w:firstLine="0" w:firstLineChars="0"/>
-            </w:pPr>
-            <w:r>
-              <w:rPr>
-                <w:rFonts w:ascii="Arial" w:hAnsi="Arial" w:eastAsia="Arial" w:cs="Arial"/>
-                <w:i w:val="false"/>
-                <w:b w:val="false"/>
-                <w:u w:val="none"/>
-                <w:sz w:val="22"/>
-                <w:szCs w:val="22"/>
-                <w:color w:val="000000"/>
-              </w:rPr>
-              <w:t xml:space="preserve">1.10 (0.11)</w:t>
-            </w:r>
-          </w:p>
-        </w:tc>
-        <w:tc>
-          <w:tcPr>
-            <w:tcBorders>
-              <w:bottom w:val="none" w:sz="0" w:space="0" w:color="000000"/>
-              <w:top w:val="none" w:sz="0" w:space="0" w:color="000000"/>
-              <w:left w:val="none" w:sz="0" w:space="0" w:color="000000"/>
-              <w:right w:val="none" w:sz="0" w:space="0" w:color="000000"/>
-            </w:tcBorders>
-            <w:shd w:val="clear" w:color="auto" w:fill="FFFFFF"/>
-            <w:tcMar>
-              <w:top w:w="0" w:type="dxa"/>
-              <w:bottom w:w="0" w:type="dxa"/>
-              <w:left w:w="0" w:type="dxa"/>
-              <w:right w:w="0" w:type="dxa"/>
-            </w:tcMar>
-            <w:vAlign w:val="top"/>
-          </w:tcPr>
-          <w:p>
-            <w:pPr>
-              <w:pStyle w:val="Normal"/>
-              <w:jc w:val="right"/>
-              <w:pBdr>
-                <w:bottom w:val="none" w:sz="0" w:space="0" w:color="000000"/>
-                <w:top w:val="none" w:sz="0" w:space="0" w:color="000000"/>
-                <w:left w:val="none" w:sz="0" w:space="0" w:color="000000"/>
-                <w:right w:val="none" w:sz="0" w:space="0" w:color="000000"/>
-              </w:pBdr>
-              <w:spacing w:after="120" w:before="120" w:line="240"/>
-              <w:ind w:left="120" w:right="120" w:firstLine="0" w:firstLineChars="0"/>
-            </w:pPr>
-            <w:r>
-              <w:rPr>
-                <w:rFonts w:ascii="Arial" w:hAnsi="Arial" w:eastAsia="Arial" w:cs="Arial"/>
-                <w:i w:val="false"/>
-                <w:b w:val="false"/>
-                <w:u w:val="none"/>
-                <w:sz w:val="22"/>
-                <w:szCs w:val="22"/>
-                <w:color w:val="000000"/>
-              </w:rPr>
-              <w:t xml:space="preserve">1.06 (0.11)</w:t>
+              <w:rPr>
+                <w:rFonts w:ascii="Arial" w:hAnsi="Arial" w:eastAsia="Arial" w:cs="Arial"/>
+                <w:i w:val="false"/>
+                <w:b w:val="false"/>
+                <w:u w:val="none"/>
+                <w:sz w:val="22"/>
+                <w:szCs w:val="22"/>
+                <w:color w:val="000000"/>
+              </w:rPr>
+            </w:pPr>
+            <w:r>
+              <w:rPr>
+                <w:rFonts w:ascii="Arial" w:hAnsi="Arial" w:eastAsia="Arial" w:cs="Arial"/>
+                <w:i w:val="false"/>
+                <w:b w:val="false"/>
+                <w:u w:val="none"/>
+                <w:sz w:val="22"/>
+                <w:szCs w:val="22"/>
+                <w:color w:val="000000"/>
+              </w:rPr>
+              <w:t xml:space="preserve">0.79 ** (0.11)</w:t>
+            </w:r>
+          </w:p>
+        </w:tc>
+        <w:tc>
+          <w:tcPr>
+            <w:tcBorders>
+              <w:bottom w:val="none" w:sz="0" w:space="0" w:color="000000"/>
+              <w:top w:val="none" w:sz="0" w:space="0" w:color="000000"/>
+              <w:left w:val="none" w:sz="0" w:space="0" w:color="000000"/>
+              <w:right w:val="none" w:sz="0" w:space="0" w:color="000000"/>
+            </w:tcBorders>
+            <w:shd w:val="clear" w:color="auto" w:fill="FFFFFF"/>
+            <w:tcMar>
+              <w:top w:w="0" w:type="dxa"/>
+              <w:bottom w:w="0" w:type="dxa"/>
+              <w:left w:w="0" w:type="dxa"/>
+              <w:right w:w="0" w:type="dxa"/>
+            </w:tcMar>
+            <w:vAlign w:val="top"/>
+          </w:tcPr>
+          <w:p>
+            <w:pPr>
+              <w:pStyle w:val="Normal"/>
+              <w:jc w:val="right"/>
+              <w:pBdr>
+                <w:bottom w:val="none" w:sz="0" w:space="0" w:color="000000"/>
+                <w:top w:val="none" w:sz="0" w:space="0" w:color="000000"/>
+                <w:left w:val="none" w:sz="0" w:space="0" w:color="000000"/>
+                <w:right w:val="none" w:sz="0" w:space="0" w:color="000000"/>
+              </w:pBdr>
+              <w:spacing w:after="120" w:before="120" w:line="240"/>
+              <w:ind w:left="120" w:right="120" w:firstLine="0" w:firstLineChars="0"/>
+              <w:rPr>
+                <w:rFonts w:ascii="Arial" w:hAnsi="Arial" w:eastAsia="Arial" w:cs="Arial"/>
+                <w:i w:val="false"/>
+                <w:b w:val="false"/>
+                <w:u w:val="none"/>
+                <w:sz w:val="22"/>
+                <w:szCs w:val="22"/>
+                <w:color w:val="000000"/>
+              </w:rPr>
+            </w:pPr>
+            <w:r>
+              <w:rPr>
+                <w:rFonts w:ascii="Arial" w:hAnsi="Arial" w:eastAsia="Arial" w:cs="Arial"/>
+                <w:i w:val="false"/>
+                <w:b w:val="false"/>
+                <w:u w:val="none"/>
+                <w:sz w:val="22"/>
+                <w:szCs w:val="22"/>
+                <w:color w:val="000000"/>
+              </w:rPr>
+              <w:t xml:space="preserve">0.78 ** (0.11)</w:t>
             </w:r>
           </w:p>
         </w:tc>
@@ -1686,50 +2010,68 @@
               </w:pBdr>
               <w:spacing w:after="120" w:before="120" w:line="240"/>
               <w:ind w:left="120" w:right="120" w:firstLine="0" w:firstLineChars="0"/>
-            </w:pPr>
-            <w:r>
-              <w:rPr>
-                <w:rFonts w:ascii="Arial" w:hAnsi="Arial" w:eastAsia="Arial" w:cs="Arial"/>
-                <w:i w:val="false"/>
-                <w:b w:val="false"/>
-                <w:u w:val="none"/>
-                <w:sz w:val="22"/>
-                <w:szCs w:val="22"/>
-                <w:color w:val="000000"/>
-              </w:rPr>
-              <w:t xml:space="preserve">Justicia dist. justa</w:t>
-            </w:r>
-          </w:p>
-        </w:tc>
-        <w:tc>
-          <w:tcPr>
-            <w:tcBorders>
-              <w:bottom w:val="none" w:sz="0" w:space="0" w:color="000000"/>
-              <w:top w:val="none" w:sz="0" w:space="0" w:color="000000"/>
-              <w:left w:val="none" w:sz="0" w:space="0" w:color="000000"/>
-              <w:right w:val="none" w:sz="0" w:space="0" w:color="000000"/>
-            </w:tcBorders>
-            <w:shd w:val="clear" w:color="auto" w:fill="FFFFFF"/>
-            <w:tcMar>
-              <w:top w:w="0" w:type="dxa"/>
-              <w:bottom w:w="0" w:type="dxa"/>
-              <w:left w:w="0" w:type="dxa"/>
-              <w:right w:w="0" w:type="dxa"/>
-            </w:tcMar>
-            <w:vAlign w:val="top"/>
-          </w:tcPr>
-          <w:p>
-            <w:pPr>
-              <w:pStyle w:val="Normal"/>
-              <w:jc w:val="right"/>
-              <w:pBdr>
-                <w:bottom w:val="none" w:sz="0" w:space="0" w:color="000000"/>
-                <w:top w:val="none" w:sz="0" w:space="0" w:color="000000"/>
-                <w:left w:val="none" w:sz="0" w:space="0" w:color="000000"/>
-                <w:right w:val="none" w:sz="0" w:space="0" w:color="000000"/>
-              </w:pBdr>
-              <w:spacing w:after="120" w:before="120" w:line="240"/>
-              <w:ind w:left="120" w:right="120" w:firstLine="0" w:firstLineChars="0"/>
+              <w:rPr>
+                <w:rFonts w:ascii="Arial" w:hAnsi="Arial" w:eastAsia="Arial" w:cs="Arial"/>
+                <w:i w:val="false"/>
+                <w:b w:val="false"/>
+                <w:u w:val="none"/>
+                <w:sz w:val="22"/>
+                <w:szCs w:val="22"/>
+                <w:color w:val="000000"/>
+              </w:rPr>
+            </w:pPr>
+            <w:r>
+              <w:rPr>
+                <w:rFonts w:ascii="Arial" w:hAnsi="Arial" w:eastAsia="Arial" w:cs="Arial"/>
+                <w:i w:val="false"/>
+                <w:b w:val="false"/>
+                <w:u w:val="none"/>
+                <w:sz w:val="22"/>
+                <w:szCs w:val="22"/>
+                <w:color w:val="000000"/>
+              </w:rPr>
+              <w:t xml:space="preserve">Justicia dist. injusta</w:t>
+            </w:r>
+          </w:p>
+        </w:tc>
+        <w:tc>
+          <w:tcPr>
+            <w:tcBorders>
+              <w:bottom w:val="none" w:sz="0" w:space="0" w:color="000000"/>
+              <w:top w:val="none" w:sz="0" w:space="0" w:color="000000"/>
+              <w:left w:val="none" w:sz="0" w:space="0" w:color="000000"/>
+              <w:right w:val="none" w:sz="0" w:space="0" w:color="000000"/>
+            </w:tcBorders>
+            <w:shd w:val="clear" w:color="auto" w:fill="FFFFFF"/>
+            <w:tcMar>
+              <w:top w:w="0" w:type="dxa"/>
+              <w:bottom w:w="0" w:type="dxa"/>
+              <w:left w:w="0" w:type="dxa"/>
+              <w:right w:w="0" w:type="dxa"/>
+            </w:tcMar>
+            <w:vAlign w:val="top"/>
+          </w:tcPr>
+          <w:p>
+            <w:pPr>
+              <w:pStyle w:val="Normal"/>
+              <w:jc w:val="right"/>
+              <w:pBdr>
+                <w:bottom w:val="none" w:sz="0" w:space="0" w:color="000000"/>
+                <w:top w:val="none" w:sz="0" w:space="0" w:color="000000"/>
+                <w:left w:val="none" w:sz="0" w:space="0" w:color="000000"/>
+                <w:right w:val="none" w:sz="0" w:space="0" w:color="000000"/>
+              </w:pBdr>
+              <w:spacing w:after="120" w:before="120" w:line="240"/>
+              <w:ind w:left="120" w:right="120" w:firstLine="0" w:firstLineChars="0"/>
+              <w:rPr>
+                <w:rFonts w:ascii="Arial" w:hAnsi="Arial" w:eastAsia="Arial" w:cs="Arial"/>
+                <w:i w:val="false"/>
+                <w:b w:val="false"/>
+                <w:u w:val="none"/>
+                <w:sz w:val="22"/>
+                <w:szCs w:val="22"/>
+                <w:color w:val="000000"/>
+              </w:rPr>
             </w:pPr>
             <w:r>
               <w:rPr>
@@ -1774,62 +2116,80 @@
               </w:pBdr>
               <w:spacing w:after="120" w:before="120" w:line="240"/>
               <w:ind w:left="120" w:right="120" w:firstLine="0" w:firstLineChars="0"/>
-            </w:pPr>
-            <w:r>
-              <w:rPr>
-                <w:rFonts w:ascii="Arial" w:hAnsi="Arial" w:eastAsia="Arial" w:cs="Arial"/>
-                <w:i w:val="false"/>
-                <w:b w:val="false"/>
-                <w:u w:val="none"/>
-                <w:sz w:val="22"/>
-                <w:szCs w:val="22"/>
-                <w:color w:val="000000"/>
-              </w:rPr>
-              <w:t xml:space="preserve">0.86 ** (0.06)</w:t>
-            </w:r>
-          </w:p>
-        </w:tc>
-        <w:tc>
-          <w:tcPr>
-            <w:tcBorders>
-              <w:bottom w:val="none" w:sz="0" w:space="0" w:color="000000"/>
-              <w:top w:val="none" w:sz="0" w:space="0" w:color="000000"/>
-              <w:left w:val="none" w:sz="0" w:space="0" w:color="000000"/>
-              <w:right w:val="none" w:sz="0" w:space="0" w:color="000000"/>
-            </w:tcBorders>
-            <w:shd w:val="clear" w:color="auto" w:fill="FFFFFF"/>
-            <w:tcMar>
-              <w:top w:w="0" w:type="dxa"/>
-              <w:bottom w:w="0" w:type="dxa"/>
-              <w:left w:w="0" w:type="dxa"/>
-              <w:right w:w="0" w:type="dxa"/>
-            </w:tcMar>
-            <w:vAlign w:val="top"/>
-          </w:tcPr>
-          <w:p>
-            <w:pPr>
-              <w:pStyle w:val="Normal"/>
-              <w:jc w:val="right"/>
-              <w:pBdr>
-                <w:bottom w:val="none" w:sz="0" w:space="0" w:color="000000"/>
-                <w:top w:val="none" w:sz="0" w:space="0" w:color="000000"/>
-                <w:left w:val="none" w:sz="0" w:space="0" w:color="000000"/>
-                <w:right w:val="none" w:sz="0" w:space="0" w:color="000000"/>
-              </w:pBdr>
-              <w:spacing w:after="120" w:before="120" w:line="240"/>
-              <w:ind w:left="120" w:right="120" w:firstLine="0" w:firstLineChars="0"/>
-            </w:pPr>
-            <w:r>
-              <w:rPr>
-                <w:rFonts w:ascii="Arial" w:hAnsi="Arial" w:eastAsia="Arial" w:cs="Arial"/>
-                <w:i w:val="false"/>
-                <w:b w:val="false"/>
-                <w:u w:val="none"/>
-                <w:sz w:val="22"/>
-                <w:szCs w:val="22"/>
-                <w:color w:val="000000"/>
-              </w:rPr>
-              <w:t xml:space="preserve">0.82 *** (0.06)</w:t>
+              <w:rPr>
+                <w:rFonts w:ascii="Arial" w:hAnsi="Arial" w:eastAsia="Arial" w:cs="Arial"/>
+                <w:i w:val="false"/>
+                <w:b w:val="false"/>
+                <w:u w:val="none"/>
+                <w:sz w:val="22"/>
+                <w:szCs w:val="22"/>
+                <w:color w:val="000000"/>
+              </w:rPr>
+            </w:pPr>
+            <w:r>
+              <w:rPr>
+                <w:rFonts w:ascii="Arial" w:hAnsi="Arial" w:eastAsia="Arial" w:cs="Arial"/>
+                <w:i w:val="false"/>
+                <w:b w:val="false"/>
+                <w:u w:val="none"/>
+                <w:sz w:val="22"/>
+                <w:szCs w:val="22"/>
+                <w:color w:val="000000"/>
+              </w:rPr>
+              <w:t xml:space="preserve">0.86 (0.10)</w:t>
+            </w:r>
+          </w:p>
+        </w:tc>
+        <w:tc>
+          <w:tcPr>
+            <w:tcBorders>
+              <w:bottom w:val="none" w:sz="0" w:space="0" w:color="000000"/>
+              <w:top w:val="none" w:sz="0" w:space="0" w:color="000000"/>
+              <w:left w:val="none" w:sz="0" w:space="0" w:color="000000"/>
+              <w:right w:val="none" w:sz="0" w:space="0" w:color="000000"/>
+            </w:tcBorders>
+            <w:shd w:val="clear" w:color="auto" w:fill="FFFFFF"/>
+            <w:tcMar>
+              <w:top w:w="0" w:type="dxa"/>
+              <w:bottom w:w="0" w:type="dxa"/>
+              <w:left w:w="0" w:type="dxa"/>
+              <w:right w:w="0" w:type="dxa"/>
+            </w:tcMar>
+            <w:vAlign w:val="top"/>
+          </w:tcPr>
+          <w:p>
+            <w:pPr>
+              <w:pStyle w:val="Normal"/>
+              <w:jc w:val="right"/>
+              <w:pBdr>
+                <w:bottom w:val="none" w:sz="0" w:space="0" w:color="000000"/>
+                <w:top w:val="none" w:sz="0" w:space="0" w:color="000000"/>
+                <w:left w:val="none" w:sz="0" w:space="0" w:color="000000"/>
+                <w:right w:val="none" w:sz="0" w:space="0" w:color="000000"/>
+              </w:pBdr>
+              <w:spacing w:after="120" w:before="120" w:line="240"/>
+              <w:ind w:left="120" w:right="120" w:firstLine="0" w:firstLineChars="0"/>
+              <w:rPr>
+                <w:rFonts w:ascii="Arial" w:hAnsi="Arial" w:eastAsia="Arial" w:cs="Arial"/>
+                <w:i w:val="false"/>
+                <w:b w:val="false"/>
+                <w:u w:val="none"/>
+                <w:sz w:val="22"/>
+                <w:szCs w:val="22"/>
+                <w:color w:val="000000"/>
+              </w:rPr>
+            </w:pPr>
+            <w:r>
+              <w:rPr>
+                <w:rFonts w:ascii="Arial" w:hAnsi="Arial" w:eastAsia="Arial" w:cs="Arial"/>
+                <w:i w:val="false"/>
+                <w:b w:val="false"/>
+                <w:u w:val="none"/>
+                <w:sz w:val="22"/>
+                <w:szCs w:val="22"/>
+                <w:color w:val="000000"/>
+              </w:rPr>
+              <w:t xml:space="preserve">0.86 (0.10)</w:t>
             </w:r>
           </w:p>
         </w:tc>
@@ -1868,50 +2228,68 @@
               </w:pBdr>
               <w:spacing w:after="120" w:before="120" w:line="240"/>
               <w:ind w:left="120" w:right="120" w:firstLine="0" w:firstLineChars="0"/>
-            </w:pPr>
-            <w:r>
-              <w:rPr>
-                <w:rFonts w:ascii="Arial" w:hAnsi="Arial" w:eastAsia="Arial" w:cs="Arial"/>
-                <w:i w:val="false"/>
-                <w:b w:val="false"/>
-                <w:u w:val="none"/>
-                <w:sz w:val="22"/>
-                <w:szCs w:val="22"/>
-                <w:color w:val="000000"/>
-              </w:rPr>
-              <w:t xml:space="preserve">Justicia dist. injusta</w:t>
-            </w:r>
-          </w:p>
-        </w:tc>
-        <w:tc>
-          <w:tcPr>
-            <w:tcBorders>
-              <w:bottom w:val="none" w:sz="0" w:space="0" w:color="000000"/>
-              <w:top w:val="none" w:sz="0" w:space="0" w:color="000000"/>
-              <w:left w:val="none" w:sz="0" w:space="0" w:color="000000"/>
-              <w:right w:val="none" w:sz="0" w:space="0" w:color="000000"/>
-            </w:tcBorders>
-            <w:shd w:val="clear" w:color="auto" w:fill="FFFFFF"/>
-            <w:tcMar>
-              <w:top w:w="0" w:type="dxa"/>
-              <w:bottom w:w="0" w:type="dxa"/>
-              <w:left w:w="0" w:type="dxa"/>
-              <w:right w:w="0" w:type="dxa"/>
-            </w:tcMar>
-            <w:vAlign w:val="top"/>
-          </w:tcPr>
-          <w:p>
-            <w:pPr>
-              <w:pStyle w:val="Normal"/>
-              <w:jc w:val="right"/>
-              <w:pBdr>
-                <w:bottom w:val="none" w:sz="0" w:space="0" w:color="000000"/>
-                <w:top w:val="none" w:sz="0" w:space="0" w:color="000000"/>
-                <w:left w:val="none" w:sz="0" w:space="0" w:color="000000"/>
-                <w:right w:val="none" w:sz="0" w:space="0" w:color="000000"/>
-              </w:pBdr>
-              <w:spacing w:after="120" w:before="120" w:line="240"/>
-              <w:ind w:left="120" w:right="120" w:firstLine="0" w:firstLineChars="0"/>
+              <w:rPr>
+                <w:rFonts w:ascii="Arial" w:hAnsi="Arial" w:eastAsia="Arial" w:cs="Arial"/>
+                <w:i w:val="false"/>
+                <w:b w:val="false"/>
+                <w:u w:val="none"/>
+                <w:sz w:val="22"/>
+                <w:szCs w:val="22"/>
+                <w:color w:val="000000"/>
+              </w:rPr>
+            </w:pPr>
+            <w:r>
+              <w:rPr>
+                <w:rFonts w:ascii="Arial" w:hAnsi="Arial" w:eastAsia="Arial" w:cs="Arial"/>
+                <w:i w:val="false"/>
+                <w:b w:val="false"/>
+                <w:u w:val="none"/>
+                <w:sz w:val="22"/>
+                <w:szCs w:val="22"/>
+                <w:color w:val="000000"/>
+              </w:rPr>
+              <w:t xml:space="preserve">Justicia dist. muy injusta</w:t>
+            </w:r>
+          </w:p>
+        </w:tc>
+        <w:tc>
+          <w:tcPr>
+            <w:tcBorders>
+              <w:bottom w:val="none" w:sz="0" w:space="0" w:color="000000"/>
+              <w:top w:val="none" w:sz="0" w:space="0" w:color="000000"/>
+              <w:left w:val="none" w:sz="0" w:space="0" w:color="000000"/>
+              <w:right w:val="none" w:sz="0" w:space="0" w:color="000000"/>
+            </w:tcBorders>
+            <w:shd w:val="clear" w:color="auto" w:fill="FFFFFF"/>
+            <w:tcMar>
+              <w:top w:w="0" w:type="dxa"/>
+              <w:bottom w:w="0" w:type="dxa"/>
+              <w:left w:w="0" w:type="dxa"/>
+              <w:right w:w="0" w:type="dxa"/>
+            </w:tcMar>
+            <w:vAlign w:val="top"/>
+          </w:tcPr>
+          <w:p>
+            <w:pPr>
+              <w:pStyle w:val="Normal"/>
+              <w:jc w:val="right"/>
+              <w:pBdr>
+                <w:bottom w:val="none" w:sz="0" w:space="0" w:color="000000"/>
+                <w:top w:val="none" w:sz="0" w:space="0" w:color="000000"/>
+                <w:left w:val="none" w:sz="0" w:space="0" w:color="000000"/>
+                <w:right w:val="none" w:sz="0" w:space="0" w:color="000000"/>
+              </w:pBdr>
+              <w:spacing w:after="120" w:before="120" w:line="240"/>
+              <w:ind w:left="120" w:right="120" w:firstLine="0" w:firstLineChars="0"/>
+              <w:rPr>
+                <w:rFonts w:ascii="Arial" w:hAnsi="Arial" w:eastAsia="Arial" w:cs="Arial"/>
+                <w:i w:val="false"/>
+                <w:b w:val="false"/>
+                <w:u w:val="none"/>
+                <w:sz w:val="22"/>
+                <w:szCs w:val="22"/>
+                <w:color w:val="000000"/>
+              </w:rPr>
             </w:pPr>
             <w:r>
               <w:rPr>
@@ -1956,62 +2334,80 @@
               </w:pBdr>
               <w:spacing w:after="120" w:before="120" w:line="240"/>
               <w:ind w:left="120" w:right="120" w:firstLine="0" w:firstLineChars="0"/>
-            </w:pPr>
-            <w:r>
-              <w:rPr>
-                <w:rFonts w:ascii="Arial" w:hAnsi="Arial" w:eastAsia="Arial" w:cs="Arial"/>
-                <w:i w:val="false"/>
-                <w:b w:val="false"/>
-                <w:u w:val="none"/>
-                <w:sz w:val="22"/>
-                <w:szCs w:val="22"/>
-                <w:color w:val="000000"/>
-              </w:rPr>
-              <w:t xml:space="preserve">0.95 (0.04)</w:t>
-            </w:r>
-          </w:p>
-        </w:tc>
-        <w:tc>
-          <w:tcPr>
-            <w:tcBorders>
-              <w:bottom w:val="none" w:sz="0" w:space="0" w:color="000000"/>
-              <w:top w:val="none" w:sz="0" w:space="0" w:color="000000"/>
-              <w:left w:val="none" w:sz="0" w:space="0" w:color="000000"/>
-              <w:right w:val="none" w:sz="0" w:space="0" w:color="000000"/>
-            </w:tcBorders>
-            <w:shd w:val="clear" w:color="auto" w:fill="FFFFFF"/>
-            <w:tcMar>
-              <w:top w:w="0" w:type="dxa"/>
-              <w:bottom w:w="0" w:type="dxa"/>
-              <w:left w:w="0" w:type="dxa"/>
-              <w:right w:w="0" w:type="dxa"/>
-            </w:tcMar>
-            <w:vAlign w:val="top"/>
-          </w:tcPr>
-          <w:p>
-            <w:pPr>
-              <w:pStyle w:val="Normal"/>
-              <w:jc w:val="right"/>
-              <w:pBdr>
-                <w:bottom w:val="none" w:sz="0" w:space="0" w:color="000000"/>
-                <w:top w:val="none" w:sz="0" w:space="0" w:color="000000"/>
-                <w:left w:val="none" w:sz="0" w:space="0" w:color="000000"/>
-                <w:right w:val="none" w:sz="0" w:space="0" w:color="000000"/>
-              </w:pBdr>
-              <w:spacing w:after="120" w:before="120" w:line="240"/>
-              <w:ind w:left="120" w:right="120" w:firstLine="0" w:firstLineChars="0"/>
-            </w:pPr>
-            <w:r>
-              <w:rPr>
-                <w:rFonts w:ascii="Arial" w:hAnsi="Arial" w:eastAsia="Arial" w:cs="Arial"/>
-                <w:i w:val="false"/>
-                <w:b w:val="false"/>
-                <w:u w:val="none"/>
-                <w:sz w:val="22"/>
-                <w:szCs w:val="22"/>
-                <w:color w:val="000000"/>
-              </w:rPr>
-              <w:t xml:space="preserve">0.91 ** (0.04)</w:t>
+              <w:rPr>
+                <w:rFonts w:ascii="Arial" w:hAnsi="Arial" w:eastAsia="Arial" w:cs="Arial"/>
+                <w:i w:val="false"/>
+                <w:b w:val="false"/>
+                <w:u w:val="none"/>
+                <w:sz w:val="22"/>
+                <w:szCs w:val="22"/>
+                <w:color w:val="000000"/>
+              </w:rPr>
+            </w:pPr>
+            <w:r>
+              <w:rPr>
+                <w:rFonts w:ascii="Arial" w:hAnsi="Arial" w:eastAsia="Arial" w:cs="Arial"/>
+                <w:i w:val="false"/>
+                <w:b w:val="false"/>
+                <w:u w:val="none"/>
+                <w:sz w:val="22"/>
+                <w:szCs w:val="22"/>
+                <w:color w:val="000000"/>
+              </w:rPr>
+              <w:t xml:space="preserve">0.91 (0.11)</w:t>
+            </w:r>
+          </w:p>
+        </w:tc>
+        <w:tc>
+          <w:tcPr>
+            <w:tcBorders>
+              <w:bottom w:val="none" w:sz="0" w:space="0" w:color="000000"/>
+              <w:top w:val="none" w:sz="0" w:space="0" w:color="000000"/>
+              <w:left w:val="none" w:sz="0" w:space="0" w:color="000000"/>
+              <w:right w:val="none" w:sz="0" w:space="0" w:color="000000"/>
+            </w:tcBorders>
+            <w:shd w:val="clear" w:color="auto" w:fill="FFFFFF"/>
+            <w:tcMar>
+              <w:top w:w="0" w:type="dxa"/>
+              <w:bottom w:w="0" w:type="dxa"/>
+              <w:left w:w="0" w:type="dxa"/>
+              <w:right w:w="0" w:type="dxa"/>
+            </w:tcMar>
+            <w:vAlign w:val="top"/>
+          </w:tcPr>
+          <w:p>
+            <w:pPr>
+              <w:pStyle w:val="Normal"/>
+              <w:jc w:val="right"/>
+              <w:pBdr>
+                <w:bottom w:val="none" w:sz="0" w:space="0" w:color="000000"/>
+                <w:top w:val="none" w:sz="0" w:space="0" w:color="000000"/>
+                <w:left w:val="none" w:sz="0" w:space="0" w:color="000000"/>
+                <w:right w:val="none" w:sz="0" w:space="0" w:color="000000"/>
+              </w:pBdr>
+              <w:spacing w:after="120" w:before="120" w:line="240"/>
+              <w:ind w:left="120" w:right="120" w:firstLine="0" w:firstLineChars="0"/>
+              <w:rPr>
+                <w:rFonts w:ascii="Arial" w:hAnsi="Arial" w:eastAsia="Arial" w:cs="Arial"/>
+                <w:i w:val="false"/>
+                <w:b w:val="false"/>
+                <w:u w:val="none"/>
+                <w:sz w:val="22"/>
+                <w:szCs w:val="22"/>
+                <w:color w:val="000000"/>
+              </w:rPr>
+            </w:pPr>
+            <w:r>
+              <w:rPr>
+                <w:rFonts w:ascii="Arial" w:hAnsi="Arial" w:eastAsia="Arial" w:cs="Arial"/>
+                <w:i w:val="false"/>
+                <w:b w:val="false"/>
+                <w:u w:val="none"/>
+                <w:sz w:val="22"/>
+                <w:szCs w:val="22"/>
+                <w:color w:val="000000"/>
+              </w:rPr>
+              <w:t xml:space="preserve">0.95 (0.11)</w:t>
             </w:r>
           </w:p>
         </w:tc>
@@ -2050,6 +2446,15 @@
               </w:pBdr>
               <w:spacing w:after="120" w:before="120" w:line="240"/>
               <w:ind w:left="120" w:right="120" w:firstLine="0" w:firstLineChars="0"/>
+              <w:rPr>
+                <w:rFonts w:ascii="Arial" w:hAnsi="Arial" w:eastAsia="Arial" w:cs="Arial"/>
+                <w:i w:val="false"/>
+                <w:b w:val="false"/>
+                <w:u w:val="none"/>
+                <w:sz w:val="22"/>
+                <w:szCs w:val="22"/>
+                <w:color w:val="000000"/>
+              </w:rPr>
             </w:pPr>
             <w:r>
               <w:rPr>
@@ -2094,6 +2499,15 @@
               </w:pBdr>
               <w:spacing w:after="120" w:before="120" w:line="240"/>
               <w:ind w:left="120" w:right="120" w:firstLine="0" w:firstLineChars="0"/>
+              <w:rPr>
+                <w:rFonts w:ascii="Arial" w:hAnsi="Arial" w:eastAsia="Arial" w:cs="Arial"/>
+                <w:i w:val="false"/>
+                <w:b w:val="false"/>
+                <w:u w:val="none"/>
+                <w:sz w:val="22"/>
+                <w:szCs w:val="22"/>
+                <w:color w:val="000000"/>
+              </w:rPr>
             </w:pPr>
             <w:r>
               <w:rPr>
@@ -2138,6 +2552,15 @@
               </w:pBdr>
               <w:spacing w:after="120" w:before="120" w:line="240"/>
               <w:ind w:left="120" w:right="120" w:firstLine="0" w:firstLineChars="0"/>
+              <w:rPr>
+                <w:rFonts w:ascii="Arial" w:hAnsi="Arial" w:eastAsia="Arial" w:cs="Arial"/>
+                <w:i w:val="false"/>
+                <w:b w:val="false"/>
+                <w:u w:val="none"/>
+                <w:sz w:val="22"/>
+                <w:szCs w:val="22"/>
+                <w:color w:val="000000"/>
+              </w:rPr>
             </w:pPr>
             <w:r>
               <w:rPr>
@@ -2182,6 +2605,15 @@
               </w:pBdr>
               <w:spacing w:after="120" w:before="120" w:line="240"/>
               <w:ind w:left="120" w:right="120" w:firstLine="0" w:firstLineChars="0"/>
+              <w:rPr>
+                <w:rFonts w:ascii="Arial" w:hAnsi="Arial" w:eastAsia="Arial" w:cs="Arial"/>
+                <w:i w:val="false"/>
+                <w:b w:val="false"/>
+                <w:u w:val="none"/>
+                <w:sz w:val="22"/>
+                <w:szCs w:val="22"/>
+                <w:color w:val="000000"/>
+              </w:rPr>
             </w:pPr>
             <w:r>
               <w:rPr>
@@ -2232,6 +2664,15 @@
               </w:pBdr>
               <w:spacing w:after="120" w:before="120" w:line="240"/>
               <w:ind w:left="120" w:right="120" w:firstLine="0" w:firstLineChars="0"/>
+              <w:rPr>
+                <w:rFonts w:ascii="Arial" w:hAnsi="Arial" w:eastAsia="Arial" w:cs="Arial"/>
+                <w:i w:val="false"/>
+                <w:b w:val="false"/>
+                <w:u w:val="none"/>
+                <w:sz w:val="22"/>
+                <w:szCs w:val="22"/>
+                <w:color w:val="000000"/>
+              </w:rPr>
             </w:pPr>
             <w:r>
               <w:rPr>
@@ -2276,6 +2717,15 @@
               </w:pBdr>
               <w:spacing w:after="120" w:before="120" w:line="240"/>
               <w:ind w:left="120" w:right="120" w:firstLine="0" w:firstLineChars="0"/>
+              <w:rPr>
+                <w:rFonts w:ascii="Arial" w:hAnsi="Arial" w:eastAsia="Arial" w:cs="Arial"/>
+                <w:i w:val="false"/>
+                <w:b w:val="false"/>
+                <w:u w:val="none"/>
+                <w:sz w:val="22"/>
+                <w:szCs w:val="22"/>
+                <w:color w:val="000000"/>
+              </w:rPr>
             </w:pPr>
             <w:r>
               <w:rPr>
@@ -2320,6 +2770,15 @@
               </w:pBdr>
               <w:spacing w:after="120" w:before="120" w:line="240"/>
               <w:ind w:left="120" w:right="120" w:firstLine="0" w:firstLineChars="0"/>
+              <w:rPr>
+                <w:rFonts w:ascii="Arial" w:hAnsi="Arial" w:eastAsia="Arial" w:cs="Arial"/>
+                <w:i w:val="false"/>
+                <w:b w:val="false"/>
+                <w:u w:val="none"/>
+                <w:sz w:val="22"/>
+                <w:szCs w:val="22"/>
+                <w:color w:val="000000"/>
+              </w:rPr>
             </w:pPr>
             <w:r>
               <w:rPr>
@@ -2364,6 +2823,15 @@
               </w:pBdr>
               <w:spacing w:after="120" w:before="120" w:line="240"/>
               <w:ind w:left="120" w:right="120" w:firstLine="0" w:firstLineChars="0"/>
+              <w:rPr>
+                <w:rFonts w:ascii="Arial" w:hAnsi="Arial" w:eastAsia="Arial" w:cs="Arial"/>
+                <w:i w:val="false"/>
+                <w:b w:val="false"/>
+                <w:u w:val="none"/>
+                <w:sz w:val="22"/>
+                <w:szCs w:val="22"/>
+                <w:color w:val="000000"/>
+              </w:rPr>
             </w:pPr>
             <w:r>
               <w:rPr>
@@ -2414,6 +2882,15 @@
               </w:pBdr>
               <w:spacing w:after="120" w:before="120" w:line="240"/>
               <w:ind w:left="120" w:right="120" w:firstLine="0" w:firstLineChars="0"/>
+              <w:rPr>
+                <w:rFonts w:ascii="Arial" w:hAnsi="Arial" w:eastAsia="Arial" w:cs="Arial"/>
+                <w:i w:val="false"/>
+                <w:b w:val="false"/>
+                <w:u w:val="none"/>
+                <w:sz w:val="22"/>
+                <w:szCs w:val="22"/>
+                <w:color w:val="000000"/>
+              </w:rPr>
             </w:pPr>
             <w:r>
               <w:rPr>
@@ -2458,6 +2935,15 @@
               </w:pBdr>
               <w:spacing w:after="120" w:before="120" w:line="240"/>
               <w:ind w:left="120" w:right="120" w:firstLine="0" w:firstLineChars="0"/>
+              <w:rPr>
+                <w:rFonts w:ascii="Arial" w:hAnsi="Arial" w:eastAsia="Arial" w:cs="Arial"/>
+                <w:i w:val="false"/>
+                <w:b w:val="false"/>
+                <w:u w:val="none"/>
+                <w:sz w:val="22"/>
+                <w:szCs w:val="22"/>
+                <w:color w:val="000000"/>
+              </w:rPr>
             </w:pPr>
             <w:r>
               <w:rPr>
@@ -2502,6 +2988,15 @@
               </w:pBdr>
               <w:spacing w:after="120" w:before="120" w:line="240"/>
               <w:ind w:left="120" w:right="120" w:firstLine="0" w:firstLineChars="0"/>
+              <w:rPr>
+                <w:rFonts w:ascii="Arial" w:hAnsi="Arial" w:eastAsia="Arial" w:cs="Arial"/>
+                <w:i w:val="false"/>
+                <w:b w:val="false"/>
+                <w:u w:val="none"/>
+                <w:sz w:val="22"/>
+                <w:szCs w:val="22"/>
+                <w:color w:val="000000"/>
+              </w:rPr>
             </w:pPr>
             <w:r>
               <w:rPr>
@@ -2546,6 +3041,15 @@
               </w:pBdr>
               <w:spacing w:after="120" w:before="120" w:line="240"/>
               <w:ind w:left="120" w:right="120" w:firstLine="0" w:firstLineChars="0"/>
+              <w:rPr>
+                <w:rFonts w:ascii="Arial" w:hAnsi="Arial" w:eastAsia="Arial" w:cs="Arial"/>
+                <w:i w:val="false"/>
+                <w:b w:val="false"/>
+                <w:u w:val="none"/>
+                <w:sz w:val="22"/>
+                <w:szCs w:val="22"/>
+                <w:color w:val="000000"/>
+              </w:rPr>
             </w:pPr>
             <w:r>
               <w:rPr>
@@ -2596,6 +3100,15 @@
               </w:pBdr>
               <w:spacing w:after="120" w:before="120" w:line="240"/>
               <w:ind w:left="120" w:right="120" w:firstLine="0" w:firstLineChars="0"/>
+              <w:rPr>
+                <w:rFonts w:ascii="Arial" w:hAnsi="Arial" w:eastAsia="Arial" w:cs="Arial"/>
+                <w:i w:val="false"/>
+                <w:b w:val="false"/>
+                <w:u w:val="none"/>
+                <w:sz w:val="22"/>
+                <w:szCs w:val="22"/>
+                <w:color w:val="000000"/>
+              </w:rPr>
             </w:pPr>
             <w:r>
               <w:rPr>
@@ -2640,6 +3153,15 @@
               </w:pBdr>
               <w:spacing w:after="120" w:before="120" w:line="240"/>
               <w:ind w:left="120" w:right="120" w:firstLine="0" w:firstLineChars="0"/>
+              <w:rPr>
+                <w:rFonts w:ascii="Arial" w:hAnsi="Arial" w:eastAsia="Arial" w:cs="Arial"/>
+                <w:i w:val="false"/>
+                <w:b w:val="false"/>
+                <w:u w:val="none"/>
+                <w:sz w:val="22"/>
+                <w:szCs w:val="22"/>
+                <w:color w:val="000000"/>
+              </w:rPr>
             </w:pPr>
             <w:r>
               <w:rPr>
@@ -2684,6 +3206,15 @@
               </w:pBdr>
               <w:spacing w:after="120" w:before="120" w:line="240"/>
               <w:ind w:left="120" w:right="120" w:firstLine="0" w:firstLineChars="0"/>
+              <w:rPr>
+                <w:rFonts w:ascii="Arial" w:hAnsi="Arial" w:eastAsia="Arial" w:cs="Arial"/>
+                <w:i w:val="false"/>
+                <w:b w:val="false"/>
+                <w:u w:val="none"/>
+                <w:sz w:val="22"/>
+                <w:szCs w:val="22"/>
+                <w:color w:val="000000"/>
+              </w:rPr>
             </w:pPr>
             <w:r>
               <w:rPr>
@@ -2728,6 +3259,15 @@
               </w:pBdr>
               <w:spacing w:after="120" w:before="120" w:line="240"/>
               <w:ind w:left="120" w:right="120" w:firstLine="0" w:firstLineChars="0"/>
+              <w:rPr>
+                <w:rFonts w:ascii="Arial" w:hAnsi="Arial" w:eastAsia="Arial" w:cs="Arial"/>
+                <w:i w:val="false"/>
+                <w:b w:val="false"/>
+                <w:u w:val="none"/>
+                <w:sz w:val="22"/>
+                <w:szCs w:val="22"/>
+                <w:color w:val="000000"/>
+              </w:rPr>
             </w:pPr>
             <w:r>
               <w:rPr>
@@ -2778,6 +3318,15 @@
               </w:pBdr>
               <w:spacing w:after="120" w:before="120" w:line="240"/>
               <w:ind w:left="120" w:right="120" w:firstLine="0" w:firstLineChars="0"/>
+              <w:rPr>
+                <w:rFonts w:ascii="Arial" w:hAnsi="Arial" w:eastAsia="Arial" w:cs="Arial"/>
+                <w:i w:val="false"/>
+                <w:b w:val="false"/>
+                <w:u w:val="none"/>
+                <w:sz w:val="22"/>
+                <w:szCs w:val="22"/>
+                <w:color w:val="000000"/>
+              </w:rPr>
             </w:pPr>
             <w:r>
               <w:rPr>
@@ -2822,6 +3371,15 @@
               </w:pBdr>
               <w:spacing w:after="120" w:before="120" w:line="240"/>
               <w:ind w:left="120" w:right="120" w:firstLine="0" w:firstLineChars="0"/>
+              <w:rPr>
+                <w:rFonts w:ascii="Arial" w:hAnsi="Arial" w:eastAsia="Arial" w:cs="Arial"/>
+                <w:i w:val="false"/>
+                <w:b w:val="false"/>
+                <w:u w:val="none"/>
+                <w:sz w:val="22"/>
+                <w:szCs w:val="22"/>
+                <w:color w:val="000000"/>
+              </w:rPr>
             </w:pPr>
             <w:r>
               <w:rPr>
@@ -2866,6 +3424,15 @@
               </w:pBdr>
               <w:spacing w:after="120" w:before="120" w:line="240"/>
               <w:ind w:left="120" w:right="120" w:firstLine="0" w:firstLineChars="0"/>
+              <w:rPr>
+                <w:rFonts w:ascii="Arial" w:hAnsi="Arial" w:eastAsia="Arial" w:cs="Arial"/>
+                <w:i w:val="false"/>
+                <w:b w:val="false"/>
+                <w:u w:val="none"/>
+                <w:sz w:val="22"/>
+                <w:szCs w:val="22"/>
+                <w:color w:val="000000"/>
+              </w:rPr>
             </w:pPr>
             <w:r>
               <w:rPr>
@@ -2910,6 +3477,15 @@
               </w:pBdr>
               <w:spacing w:after="120" w:before="120" w:line="240"/>
               <w:ind w:left="120" w:right="120" w:firstLine="0" w:firstLineChars="0"/>
+              <w:rPr>
+                <w:rFonts w:ascii="Arial" w:hAnsi="Arial" w:eastAsia="Arial" w:cs="Arial"/>
+                <w:i w:val="false"/>
+                <w:b w:val="false"/>
+                <w:u w:val="none"/>
+                <w:sz w:val="22"/>
+                <w:szCs w:val="22"/>
+                <w:color w:val="000000"/>
+              </w:rPr>
             </w:pPr>
             <w:r>
               <w:rPr>
@@ -2960,6 +3536,15 @@
               </w:pBdr>
               <w:spacing w:after="120" w:before="120" w:line="240"/>
               <w:ind w:left="120" w:right="120" w:firstLine="0" w:firstLineChars="0"/>
+              <w:rPr>
+                <w:rFonts w:ascii="Arial" w:hAnsi="Arial" w:eastAsia="Arial" w:cs="Arial"/>
+                <w:i w:val="false"/>
+                <w:b w:val="false"/>
+                <w:u w:val="none"/>
+                <w:sz w:val="22"/>
+                <w:szCs w:val="22"/>
+                <w:color w:val="000000"/>
+              </w:rPr>
             </w:pPr>
             <w:r>
               <w:rPr>
@@ -3004,6 +3589,15 @@
               </w:pBdr>
               <w:spacing w:after="120" w:before="120" w:line="240"/>
               <w:ind w:left="120" w:right="120" w:firstLine="0" w:firstLineChars="0"/>
+              <w:rPr>
+                <w:rFonts w:ascii="Arial" w:hAnsi="Arial" w:eastAsia="Arial" w:cs="Arial"/>
+                <w:i w:val="false"/>
+                <w:b w:val="false"/>
+                <w:u w:val="none"/>
+                <w:sz w:val="22"/>
+                <w:szCs w:val="22"/>
+                <w:color w:val="000000"/>
+              </w:rPr>
             </w:pPr>
             <w:r>
               <w:rPr>
@@ -3048,6 +3642,15 @@
               </w:pBdr>
               <w:spacing w:after="120" w:before="120" w:line="240"/>
               <w:ind w:left="120" w:right="120" w:firstLine="0" w:firstLineChars="0"/>
+              <w:rPr>
+                <w:rFonts w:ascii="Arial" w:hAnsi="Arial" w:eastAsia="Arial" w:cs="Arial"/>
+                <w:i w:val="false"/>
+                <w:b w:val="false"/>
+                <w:u w:val="none"/>
+                <w:sz w:val="22"/>
+                <w:szCs w:val="22"/>
+                <w:color w:val="000000"/>
+              </w:rPr>
             </w:pPr>
             <w:r>
               <w:rPr>
@@ -3092,6 +3695,15 @@
               </w:pBdr>
               <w:spacing w:after="120" w:before="120" w:line="240"/>
               <w:ind w:left="120" w:right="120" w:firstLine="0" w:firstLineChars="0"/>
+              <w:rPr>
+                <w:rFonts w:ascii="Arial" w:hAnsi="Arial" w:eastAsia="Arial" w:cs="Arial"/>
+                <w:i w:val="false"/>
+                <w:b w:val="false"/>
+                <w:u w:val="none"/>
+                <w:sz w:val="22"/>
+                <w:szCs w:val="22"/>
+                <w:color w:val="000000"/>
+              </w:rPr>
             </w:pPr>
             <w:r>
               <w:rPr>
@@ -3142,6 +3754,15 @@
               </w:pBdr>
               <w:spacing w:after="120" w:before="120" w:line="240"/>
               <w:ind w:left="120" w:right="120" w:firstLine="0" w:firstLineChars="0"/>
+              <w:rPr>
+                <w:rFonts w:ascii="Arial" w:hAnsi="Arial" w:eastAsia="Arial" w:cs="Arial"/>
+                <w:i w:val="false"/>
+                <w:b w:val="false"/>
+                <w:u w:val="none"/>
+                <w:sz w:val="22"/>
+                <w:szCs w:val="22"/>
+                <w:color w:val="000000"/>
+              </w:rPr>
             </w:pPr>
             <w:r>
               <w:rPr>
@@ -3186,6 +3807,15 @@
               </w:pBdr>
               <w:spacing w:after="120" w:before="120" w:line="240"/>
               <w:ind w:left="120" w:right="120" w:firstLine="0" w:firstLineChars="0"/>
+              <w:rPr>
+                <w:rFonts w:ascii="Arial" w:hAnsi="Arial" w:eastAsia="Arial" w:cs="Arial"/>
+                <w:i w:val="false"/>
+                <w:b w:val="false"/>
+                <w:u w:val="none"/>
+                <w:sz w:val="22"/>
+                <w:szCs w:val="22"/>
+                <w:color w:val="000000"/>
+              </w:rPr>
             </w:pPr>
             <w:r>
               <w:rPr>
@@ -3230,6 +3860,15 @@
               </w:pBdr>
               <w:spacing w:after="120" w:before="120" w:line="240"/>
               <w:ind w:left="120" w:right="120" w:firstLine="0" w:firstLineChars="0"/>
+              <w:rPr>
+                <w:rFonts w:ascii="Arial" w:hAnsi="Arial" w:eastAsia="Arial" w:cs="Arial"/>
+                <w:i w:val="false"/>
+                <w:b w:val="false"/>
+                <w:u w:val="none"/>
+                <w:sz w:val="22"/>
+                <w:szCs w:val="22"/>
+                <w:color w:val="000000"/>
+              </w:rPr>
             </w:pPr>
             <w:r>
               <w:rPr>
@@ -3274,6 +3913,15 @@
               </w:pBdr>
               <w:spacing w:after="120" w:before="120" w:line="240"/>
               <w:ind w:left="120" w:right="120" w:firstLine="0" w:firstLineChars="0"/>
+              <w:rPr>
+                <w:rFonts w:ascii="Arial" w:hAnsi="Arial" w:eastAsia="Arial" w:cs="Arial"/>
+                <w:i w:val="false"/>
+                <w:b w:val="false"/>
+                <w:u w:val="none"/>
+                <w:sz w:val="22"/>
+                <w:szCs w:val="22"/>
+                <w:color w:val="000000"/>
+              </w:rPr>
             </w:pPr>
             <w:r>
               <w:rPr>
@@ -3324,6 +3972,15 @@
               </w:pBdr>
               <w:spacing w:after="120" w:before="120" w:line="240"/>
               <w:ind w:left="120" w:right="120" w:firstLine="0" w:firstLineChars="0"/>
+              <w:rPr>
+                <w:rFonts w:ascii="Arial" w:hAnsi="Arial" w:eastAsia="Arial" w:cs="Arial"/>
+                <w:i w:val="false"/>
+                <w:b w:val="false"/>
+                <w:u w:val="none"/>
+                <w:sz w:val="22"/>
+                <w:szCs w:val="22"/>
+                <w:color w:val="000000"/>
+              </w:rPr>
             </w:pPr>
             <w:r>
               <w:rPr>
@@ -3368,6 +4025,15 @@
               </w:pBdr>
               <w:spacing w:after="120" w:before="120" w:line="240"/>
               <w:ind w:left="120" w:right="120" w:firstLine="0" w:firstLineChars="0"/>
+              <w:rPr>
+                <w:rFonts w:ascii="Arial" w:hAnsi="Arial" w:eastAsia="Arial" w:cs="Arial"/>
+                <w:i w:val="false"/>
+                <w:b w:val="false"/>
+                <w:u w:val="none"/>
+                <w:sz w:val="22"/>
+                <w:szCs w:val="22"/>
+                <w:color w:val="000000"/>
+              </w:rPr>
             </w:pPr>
             <w:r>
               <w:rPr>
@@ -3412,6 +4078,15 @@
               </w:pBdr>
               <w:spacing w:after="120" w:before="120" w:line="240"/>
               <w:ind w:left="120" w:right="120" w:firstLine="0" w:firstLineChars="0"/>
+              <w:rPr>
+                <w:rFonts w:ascii="Arial" w:hAnsi="Arial" w:eastAsia="Arial" w:cs="Arial"/>
+                <w:i w:val="false"/>
+                <w:b w:val="false"/>
+                <w:u w:val="none"/>
+                <w:sz w:val="22"/>
+                <w:szCs w:val="22"/>
+                <w:color w:val="000000"/>
+              </w:rPr>
             </w:pPr>
             <w:r>
               <w:rPr>
@@ -3456,6 +4131,15 @@
               </w:pBdr>
               <w:spacing w:after="120" w:before="120" w:line="240"/>
               <w:ind w:left="120" w:right="120" w:firstLine="0" w:firstLineChars="0"/>
+              <w:rPr>
+                <w:rFonts w:ascii="Arial" w:hAnsi="Arial" w:eastAsia="Arial" w:cs="Arial"/>
+                <w:i w:val="false"/>
+                <w:b w:val="false"/>
+                <w:u w:val="none"/>
+                <w:sz w:val="22"/>
+                <w:szCs w:val="22"/>
+                <w:color w:val="000000"/>
+              </w:rPr>
             </w:pPr>
             <w:r>
               <w:rPr>
@@ -3506,50 +4190,68 @@
               </w:pBdr>
               <w:spacing w:after="120" w:before="120" w:line="240"/>
               <w:ind w:left="120" w:right="120" w:firstLine="0" w:firstLineChars="0"/>
-            </w:pPr>
-            <w:r>
-              <w:rPr>
-                <w:rFonts w:ascii="Arial" w:hAnsi="Arial" w:eastAsia="Arial" w:cs="Arial"/>
-                <w:i w:val="false"/>
-                <w:b w:val="false"/>
-                <w:u w:val="none"/>
-                <w:sz w:val="22"/>
-                <w:szCs w:val="22"/>
-                <w:color w:val="000000"/>
-              </w:rPr>
-              <w:t xml:space="preserve">Impuestos a tramo bajo (ref: A ninguno)</w:t>
-            </w:r>
-          </w:p>
-        </w:tc>
-        <w:tc>
-          <w:tcPr>
-            <w:tcBorders>
-              <w:bottom w:val="none" w:sz="0" w:space="0" w:color="000000"/>
-              <w:top w:val="none" w:sz="0" w:space="0" w:color="000000"/>
-              <w:left w:val="none" w:sz="0" w:space="0" w:color="000000"/>
-              <w:right w:val="none" w:sz="0" w:space="0" w:color="000000"/>
-            </w:tcBorders>
-            <w:shd w:val="clear" w:color="auto" w:fill="FFFFFF"/>
-            <w:tcMar>
-              <w:top w:w="0" w:type="dxa"/>
-              <w:bottom w:w="0" w:type="dxa"/>
-              <w:left w:w="0" w:type="dxa"/>
-              <w:right w:w="0" w:type="dxa"/>
-            </w:tcMar>
-            <w:vAlign w:val="top"/>
-          </w:tcPr>
-          <w:p>
-            <w:pPr>
-              <w:pStyle w:val="Normal"/>
-              <w:jc w:val="right"/>
-              <w:pBdr>
-                <w:bottom w:val="none" w:sz="0" w:space="0" w:color="000000"/>
-                <w:top w:val="none" w:sz="0" w:space="0" w:color="000000"/>
-                <w:left w:val="none" w:sz="0" w:space="0" w:color="000000"/>
-                <w:right w:val="none" w:sz="0" w:space="0" w:color="000000"/>
-              </w:pBdr>
-              <w:spacing w:after="120" w:before="120" w:line="240"/>
-              <w:ind w:left="120" w:right="120" w:firstLine="0" w:firstLineChars="0"/>
+              <w:rPr>
+                <w:rFonts w:ascii="Arial" w:hAnsi="Arial" w:eastAsia="Arial" w:cs="Arial"/>
+                <w:i w:val="false"/>
+                <w:b w:val="false"/>
+                <w:u w:val="none"/>
+                <w:sz w:val="22"/>
+                <w:szCs w:val="22"/>
+                <w:color w:val="000000"/>
+              </w:rPr>
+            </w:pPr>
+            <w:r>
+              <w:rPr>
+                <w:rFonts w:ascii="Arial" w:hAnsi="Arial" w:eastAsia="Arial" w:cs="Arial"/>
+                <w:i w:val="false"/>
+                <w:b w:val="false"/>
+                <w:u w:val="none"/>
+                <w:sz w:val="22"/>
+                <w:szCs w:val="22"/>
+                <w:color w:val="000000"/>
+              </w:rPr>
+              <w:t xml:space="preserve">Impuestos desde tramo bajo (ref: A ninguno)</w:t>
+            </w:r>
+          </w:p>
+        </w:tc>
+        <w:tc>
+          <w:tcPr>
+            <w:tcBorders>
+              <w:bottom w:val="none" w:sz="0" w:space="0" w:color="000000"/>
+              <w:top w:val="none" w:sz="0" w:space="0" w:color="000000"/>
+              <w:left w:val="none" w:sz="0" w:space="0" w:color="000000"/>
+              <w:right w:val="none" w:sz="0" w:space="0" w:color="000000"/>
+            </w:tcBorders>
+            <w:shd w:val="clear" w:color="auto" w:fill="FFFFFF"/>
+            <w:tcMar>
+              <w:top w:w="0" w:type="dxa"/>
+              <w:bottom w:w="0" w:type="dxa"/>
+              <w:left w:w="0" w:type="dxa"/>
+              <w:right w:w="0" w:type="dxa"/>
+            </w:tcMar>
+            <w:vAlign w:val="top"/>
+          </w:tcPr>
+          <w:p>
+            <w:pPr>
+              <w:pStyle w:val="Normal"/>
+              <w:jc w:val="right"/>
+              <w:pBdr>
+                <w:bottom w:val="none" w:sz="0" w:space="0" w:color="000000"/>
+                <w:top w:val="none" w:sz="0" w:space="0" w:color="000000"/>
+                <w:left w:val="none" w:sz="0" w:space="0" w:color="000000"/>
+                <w:right w:val="none" w:sz="0" w:space="0" w:color="000000"/>
+              </w:pBdr>
+              <w:spacing w:after="120" w:before="120" w:line="240"/>
+              <w:ind w:left="120" w:right="120" w:firstLine="0" w:firstLineChars="0"/>
+              <w:rPr>
+                <w:rFonts w:ascii="Arial" w:hAnsi="Arial" w:eastAsia="Arial" w:cs="Arial"/>
+                <w:i w:val="false"/>
+                <w:b w:val="false"/>
+                <w:u w:val="none"/>
+                <w:sz w:val="22"/>
+                <w:szCs w:val="22"/>
+                <w:color w:val="000000"/>
+              </w:rPr>
             </w:pPr>
             <w:r>
               <w:rPr>
@@ -3594,6 +4296,15 @@
               </w:pBdr>
               <w:spacing w:after="120" w:before="120" w:line="240"/>
               <w:ind w:left="120" w:right="120" w:firstLine="0" w:firstLineChars="0"/>
+              <w:rPr>
+                <w:rFonts w:ascii="Arial" w:hAnsi="Arial" w:eastAsia="Arial" w:cs="Arial"/>
+                <w:i w:val="false"/>
+                <w:b w:val="false"/>
+                <w:u w:val="none"/>
+                <w:sz w:val="22"/>
+                <w:szCs w:val="22"/>
+                <w:color w:val="000000"/>
+              </w:rPr>
             </w:pPr>
             <w:r>
               <w:rPr>
@@ -3638,6 +4349,15 @@
               </w:pBdr>
               <w:spacing w:after="120" w:before="120" w:line="240"/>
               <w:ind w:left="120" w:right="120" w:firstLine="0" w:firstLineChars="0"/>
+              <w:rPr>
+                <w:rFonts w:ascii="Arial" w:hAnsi="Arial" w:eastAsia="Arial" w:cs="Arial"/>
+                <w:i w:val="false"/>
+                <w:b w:val="false"/>
+                <w:u w:val="none"/>
+                <w:sz w:val="22"/>
+                <w:szCs w:val="22"/>
+                <w:color w:val="000000"/>
+              </w:rPr>
             </w:pPr>
             <w:r>
               <w:rPr>
@@ -3688,50 +4408,68 @@
               </w:pBdr>
               <w:spacing w:after="120" w:before="120" w:line="240"/>
               <w:ind w:left="120" w:right="120" w:firstLine="0" w:firstLineChars="0"/>
-            </w:pPr>
-            <w:r>
-              <w:rPr>
-                <w:rFonts w:ascii="Arial" w:hAnsi="Arial" w:eastAsia="Arial" w:cs="Arial"/>
-                <w:i w:val="false"/>
-                <w:b w:val="false"/>
-                <w:u w:val="none"/>
-                <w:sz w:val="22"/>
-                <w:szCs w:val="22"/>
-                <w:color w:val="000000"/>
-              </w:rPr>
-              <w:t xml:space="preserve">Impuestos a tramo medio</w:t>
-            </w:r>
-          </w:p>
-        </w:tc>
-        <w:tc>
-          <w:tcPr>
-            <w:tcBorders>
-              <w:bottom w:val="none" w:sz="0" w:space="0" w:color="000000"/>
-              <w:top w:val="none" w:sz="0" w:space="0" w:color="000000"/>
-              <w:left w:val="none" w:sz="0" w:space="0" w:color="000000"/>
-              <w:right w:val="none" w:sz="0" w:space="0" w:color="000000"/>
-            </w:tcBorders>
-            <w:shd w:val="clear" w:color="auto" w:fill="FFFFFF"/>
-            <w:tcMar>
-              <w:top w:w="0" w:type="dxa"/>
-              <w:bottom w:w="0" w:type="dxa"/>
-              <w:left w:w="0" w:type="dxa"/>
-              <w:right w:w="0" w:type="dxa"/>
-            </w:tcMar>
-            <w:vAlign w:val="top"/>
-          </w:tcPr>
-          <w:p>
-            <w:pPr>
-              <w:pStyle w:val="Normal"/>
-              <w:jc w:val="right"/>
-              <w:pBdr>
-                <w:bottom w:val="none" w:sz="0" w:space="0" w:color="000000"/>
-                <w:top w:val="none" w:sz="0" w:space="0" w:color="000000"/>
-                <w:left w:val="none" w:sz="0" w:space="0" w:color="000000"/>
-                <w:right w:val="none" w:sz="0" w:space="0" w:color="000000"/>
-              </w:pBdr>
-              <w:spacing w:after="120" w:before="120" w:line="240"/>
-              <w:ind w:left="120" w:right="120" w:firstLine="0" w:firstLineChars="0"/>
+              <w:rPr>
+                <w:rFonts w:ascii="Arial" w:hAnsi="Arial" w:eastAsia="Arial" w:cs="Arial"/>
+                <w:i w:val="false"/>
+                <w:b w:val="false"/>
+                <w:u w:val="none"/>
+                <w:sz w:val="22"/>
+                <w:szCs w:val="22"/>
+                <w:color w:val="000000"/>
+              </w:rPr>
+            </w:pPr>
+            <w:r>
+              <w:rPr>
+                <w:rFonts w:ascii="Arial" w:hAnsi="Arial" w:eastAsia="Arial" w:cs="Arial"/>
+                <w:i w:val="false"/>
+                <w:b w:val="false"/>
+                <w:u w:val="none"/>
+                <w:sz w:val="22"/>
+                <w:szCs w:val="22"/>
+                <w:color w:val="000000"/>
+              </w:rPr>
+              <w:t xml:space="preserve">Impuestos desde tramo medio</w:t>
+            </w:r>
+          </w:p>
+        </w:tc>
+        <w:tc>
+          <w:tcPr>
+            <w:tcBorders>
+              <w:bottom w:val="none" w:sz="0" w:space="0" w:color="000000"/>
+              <w:top w:val="none" w:sz="0" w:space="0" w:color="000000"/>
+              <w:left w:val="none" w:sz="0" w:space="0" w:color="000000"/>
+              <w:right w:val="none" w:sz="0" w:space="0" w:color="000000"/>
+            </w:tcBorders>
+            <w:shd w:val="clear" w:color="auto" w:fill="FFFFFF"/>
+            <w:tcMar>
+              <w:top w:w="0" w:type="dxa"/>
+              <w:bottom w:w="0" w:type="dxa"/>
+              <w:left w:w="0" w:type="dxa"/>
+              <w:right w:w="0" w:type="dxa"/>
+            </w:tcMar>
+            <w:vAlign w:val="top"/>
+          </w:tcPr>
+          <w:p>
+            <w:pPr>
+              <w:pStyle w:val="Normal"/>
+              <w:jc w:val="right"/>
+              <w:pBdr>
+                <w:bottom w:val="none" w:sz="0" w:space="0" w:color="000000"/>
+                <w:top w:val="none" w:sz="0" w:space="0" w:color="000000"/>
+                <w:left w:val="none" w:sz="0" w:space="0" w:color="000000"/>
+                <w:right w:val="none" w:sz="0" w:space="0" w:color="000000"/>
+              </w:pBdr>
+              <w:spacing w:after="120" w:before="120" w:line="240"/>
+              <w:ind w:left="120" w:right="120" w:firstLine="0" w:firstLineChars="0"/>
+              <w:rPr>
+                <w:rFonts w:ascii="Arial" w:hAnsi="Arial" w:eastAsia="Arial" w:cs="Arial"/>
+                <w:i w:val="false"/>
+                <w:b w:val="false"/>
+                <w:u w:val="none"/>
+                <w:sz w:val="22"/>
+                <w:szCs w:val="22"/>
+                <w:color w:val="000000"/>
+              </w:rPr>
             </w:pPr>
             <w:r>
               <w:rPr>
@@ -3776,6 +4514,15 @@
               </w:pBdr>
               <w:spacing w:after="120" w:before="120" w:line="240"/>
               <w:ind w:left="120" w:right="120" w:firstLine="0" w:firstLineChars="0"/>
+              <w:rPr>
+                <w:rFonts w:ascii="Arial" w:hAnsi="Arial" w:eastAsia="Arial" w:cs="Arial"/>
+                <w:i w:val="false"/>
+                <w:b w:val="false"/>
+                <w:u w:val="none"/>
+                <w:sz w:val="22"/>
+                <w:szCs w:val="22"/>
+                <w:color w:val="000000"/>
+              </w:rPr>
             </w:pPr>
             <w:r>
               <w:rPr>
@@ -3820,6 +4567,15 @@
               </w:pBdr>
               <w:spacing w:after="120" w:before="120" w:line="240"/>
               <w:ind w:left="120" w:right="120" w:firstLine="0" w:firstLineChars="0"/>
+              <w:rPr>
+                <w:rFonts w:ascii="Arial" w:hAnsi="Arial" w:eastAsia="Arial" w:cs="Arial"/>
+                <w:i w:val="false"/>
+                <w:b w:val="false"/>
+                <w:u w:val="none"/>
+                <w:sz w:val="22"/>
+                <w:szCs w:val="22"/>
+                <w:color w:val="000000"/>
+              </w:rPr>
             </w:pPr>
             <w:r>
               <w:rPr>
@@ -3870,50 +4626,68 @@
               </w:pBdr>
               <w:spacing w:after="120" w:before="120" w:line="240"/>
               <w:ind w:left="120" w:right="120" w:firstLine="0" w:firstLineChars="0"/>
-            </w:pPr>
-            <w:r>
-              <w:rPr>
-                <w:rFonts w:ascii="Arial" w:hAnsi="Arial" w:eastAsia="Arial" w:cs="Arial"/>
-                <w:i w:val="false"/>
-                <w:b w:val="false"/>
-                <w:u w:val="none"/>
-                <w:sz w:val="22"/>
-                <w:szCs w:val="22"/>
-                <w:color w:val="000000"/>
-              </w:rPr>
-              <w:t xml:space="preserve">Impuestos a tramo alto</w:t>
-            </w:r>
-          </w:p>
-        </w:tc>
-        <w:tc>
-          <w:tcPr>
-            <w:tcBorders>
-              <w:bottom w:val="none" w:sz="0" w:space="0" w:color="000000"/>
-              <w:top w:val="none" w:sz="0" w:space="0" w:color="000000"/>
-              <w:left w:val="none" w:sz="0" w:space="0" w:color="000000"/>
-              <w:right w:val="none" w:sz="0" w:space="0" w:color="000000"/>
-            </w:tcBorders>
-            <w:shd w:val="clear" w:color="auto" w:fill="FFFFFF"/>
-            <w:tcMar>
-              <w:top w:w="0" w:type="dxa"/>
-              <w:bottom w:w="0" w:type="dxa"/>
-              <w:left w:w="0" w:type="dxa"/>
-              <w:right w:w="0" w:type="dxa"/>
-            </w:tcMar>
-            <w:vAlign w:val="top"/>
-          </w:tcPr>
-          <w:p>
-            <w:pPr>
-              <w:pStyle w:val="Normal"/>
-              <w:jc w:val="right"/>
-              <w:pBdr>
-                <w:bottom w:val="none" w:sz="0" w:space="0" w:color="000000"/>
-                <w:top w:val="none" w:sz="0" w:space="0" w:color="000000"/>
-                <w:left w:val="none" w:sz="0" w:space="0" w:color="000000"/>
-                <w:right w:val="none" w:sz="0" w:space="0" w:color="000000"/>
-              </w:pBdr>
-              <w:spacing w:after="120" w:before="120" w:line="240"/>
-              <w:ind w:left="120" w:right="120" w:firstLine="0" w:firstLineChars="0"/>
+              <w:rPr>
+                <w:rFonts w:ascii="Arial" w:hAnsi="Arial" w:eastAsia="Arial" w:cs="Arial"/>
+                <w:i w:val="false"/>
+                <w:b w:val="false"/>
+                <w:u w:val="none"/>
+                <w:sz w:val="22"/>
+                <w:szCs w:val="22"/>
+                <w:color w:val="000000"/>
+              </w:rPr>
+            </w:pPr>
+            <w:r>
+              <w:rPr>
+                <w:rFonts w:ascii="Arial" w:hAnsi="Arial" w:eastAsia="Arial" w:cs="Arial"/>
+                <w:i w:val="false"/>
+                <w:b w:val="false"/>
+                <w:u w:val="none"/>
+                <w:sz w:val="22"/>
+                <w:szCs w:val="22"/>
+                <w:color w:val="000000"/>
+              </w:rPr>
+              <w:t xml:space="preserve">Impuestos desde tramo alto</w:t>
+            </w:r>
+          </w:p>
+        </w:tc>
+        <w:tc>
+          <w:tcPr>
+            <w:tcBorders>
+              <w:bottom w:val="none" w:sz="0" w:space="0" w:color="000000"/>
+              <w:top w:val="none" w:sz="0" w:space="0" w:color="000000"/>
+              <w:left w:val="none" w:sz="0" w:space="0" w:color="000000"/>
+              <w:right w:val="none" w:sz="0" w:space="0" w:color="000000"/>
+            </w:tcBorders>
+            <w:shd w:val="clear" w:color="auto" w:fill="FFFFFF"/>
+            <w:tcMar>
+              <w:top w:w="0" w:type="dxa"/>
+              <w:bottom w:w="0" w:type="dxa"/>
+              <w:left w:w="0" w:type="dxa"/>
+              <w:right w:w="0" w:type="dxa"/>
+            </w:tcMar>
+            <w:vAlign w:val="top"/>
+          </w:tcPr>
+          <w:p>
+            <w:pPr>
+              <w:pStyle w:val="Normal"/>
+              <w:jc w:val="right"/>
+              <w:pBdr>
+                <w:bottom w:val="none" w:sz="0" w:space="0" w:color="000000"/>
+                <w:top w:val="none" w:sz="0" w:space="0" w:color="000000"/>
+                <w:left w:val="none" w:sz="0" w:space="0" w:color="000000"/>
+                <w:right w:val="none" w:sz="0" w:space="0" w:color="000000"/>
+              </w:pBdr>
+              <w:spacing w:after="120" w:before="120" w:line="240"/>
+              <w:ind w:left="120" w:right="120" w:firstLine="0" w:firstLineChars="0"/>
+              <w:rPr>
+                <w:rFonts w:ascii="Arial" w:hAnsi="Arial" w:eastAsia="Arial" w:cs="Arial"/>
+                <w:i w:val="false"/>
+                <w:b w:val="false"/>
+                <w:u w:val="none"/>
+                <w:sz w:val="22"/>
+                <w:szCs w:val="22"/>
+                <w:color w:val="000000"/>
+              </w:rPr>
             </w:pPr>
             <w:r>
               <w:rPr>
@@ -3958,6 +4732,15 @@
               </w:pBdr>
               <w:spacing w:after="120" w:before="120" w:line="240"/>
               <w:ind w:left="120" w:right="120" w:firstLine="0" w:firstLineChars="0"/>
+              <w:rPr>
+                <w:rFonts w:ascii="Arial" w:hAnsi="Arial" w:eastAsia="Arial" w:cs="Arial"/>
+                <w:i w:val="false"/>
+                <w:b w:val="false"/>
+                <w:u w:val="none"/>
+                <w:sz w:val="22"/>
+                <w:szCs w:val="22"/>
+                <w:color w:val="000000"/>
+              </w:rPr>
             </w:pPr>
             <w:r>
               <w:rPr>
@@ -4002,6 +4785,15 @@
               </w:pBdr>
               <w:spacing w:after="120" w:before="120" w:line="240"/>
               <w:ind w:left="120" w:right="120" w:firstLine="0" w:firstLineChars="0"/>
+              <w:rPr>
+                <w:rFonts w:ascii="Arial" w:hAnsi="Arial" w:eastAsia="Arial" w:cs="Arial"/>
+                <w:i w:val="false"/>
+                <w:b w:val="false"/>
+                <w:u w:val="none"/>
+                <w:sz w:val="22"/>
+                <w:szCs w:val="22"/>
+                <w:color w:val="000000"/>
+              </w:rPr>
             </w:pPr>
             <w:r>
               <w:rPr>
@@ -4052,6 +4844,15 @@
               </w:pBdr>
               <w:spacing w:after="120" w:before="120" w:line="240"/>
               <w:ind w:left="120" w:right="120" w:firstLine="0" w:firstLineChars="0"/>
+              <w:rPr>
+                <w:rFonts w:ascii="Arial" w:hAnsi="Arial" w:eastAsia="Arial" w:cs="Arial"/>
+                <w:i w:val="false"/>
+                <w:b w:val="false"/>
+                <w:u w:val="none"/>
+                <w:sz w:val="22"/>
+                <w:szCs w:val="22"/>
+                <w:color w:val="000000"/>
+              </w:rPr>
             </w:pPr>
             <w:r>
               <w:rPr>
@@ -4096,6 +4897,15 @@
               </w:pBdr>
               <w:spacing w:after="120" w:before="120" w:line="240"/>
               <w:ind w:left="120" w:right="120" w:firstLine="0" w:firstLineChars="0"/>
+              <w:rPr>
+                <w:rFonts w:ascii="Arial" w:hAnsi="Arial" w:eastAsia="Arial" w:cs="Arial"/>
+                <w:i w:val="false"/>
+                <w:b w:val="false"/>
+                <w:u w:val="none"/>
+                <w:sz w:val="22"/>
+                <w:szCs w:val="22"/>
+                <w:color w:val="000000"/>
+              </w:rPr>
             </w:pPr>
             <w:r>
               <w:rPr>
@@ -4140,6 +4950,15 @@
               </w:pBdr>
               <w:spacing w:after="120" w:before="120" w:line="240"/>
               <w:ind w:left="120" w:right="120" w:firstLine="0" w:firstLineChars="0"/>
+              <w:rPr>
+                <w:rFonts w:ascii="Arial" w:hAnsi="Arial" w:eastAsia="Arial" w:cs="Arial"/>
+                <w:i w:val="false"/>
+                <w:b w:val="false"/>
+                <w:u w:val="none"/>
+                <w:sz w:val="22"/>
+                <w:szCs w:val="22"/>
+                <w:color w:val="000000"/>
+              </w:rPr>
             </w:pPr>
             <w:r>
               <w:rPr>
@@ -4184,6 +5003,15 @@
               </w:pBdr>
               <w:spacing w:after="120" w:before="120" w:line="240"/>
               <w:ind w:left="120" w:right="120" w:firstLine="0" w:firstLineChars="0"/>
+              <w:rPr>
+                <w:rFonts w:ascii="Arial" w:hAnsi="Arial" w:eastAsia="Arial" w:cs="Arial"/>
+                <w:i w:val="false"/>
+                <w:b w:val="false"/>
+                <w:u w:val="none"/>
+                <w:sz w:val="22"/>
+                <w:szCs w:val="22"/>
+                <w:color w:val="000000"/>
+              </w:rPr>
             </w:pPr>
             <w:r>
               <w:rPr>
@@ -4234,6 +5062,15 @@
               </w:pBdr>
               <w:spacing w:after="120" w:before="120" w:line="240"/>
               <w:ind w:left="120" w:right="120" w:firstLine="0" w:firstLineChars="0"/>
+              <w:rPr>
+                <w:rFonts w:ascii="Arial" w:hAnsi="Arial" w:eastAsia="Arial" w:cs="Arial"/>
+                <w:i w:val="false"/>
+                <w:b w:val="false"/>
+                <w:u w:val="none"/>
+                <w:sz w:val="22"/>
+                <w:szCs w:val="22"/>
+                <w:color w:val="000000"/>
+              </w:rPr>
             </w:pPr>
             <w:r>
               <w:rPr>
@@ -4278,6 +5115,15 @@
               </w:pBdr>
               <w:spacing w:after="120" w:before="120" w:line="240"/>
               <w:ind w:left="120" w:right="120" w:firstLine="0" w:firstLineChars="0"/>
+              <w:rPr>
+                <w:rFonts w:ascii="Arial" w:hAnsi="Arial" w:eastAsia="Arial" w:cs="Arial"/>
+                <w:i w:val="false"/>
+                <w:b w:val="false"/>
+                <w:u w:val="none"/>
+                <w:sz w:val="22"/>
+                <w:szCs w:val="22"/>
+                <w:color w:val="000000"/>
+              </w:rPr>
             </w:pPr>
             <w:r>
               <w:rPr>
@@ -4322,6 +5168,15 @@
               </w:pBdr>
               <w:spacing w:after="120" w:before="120" w:line="240"/>
               <w:ind w:left="120" w:right="120" w:firstLine="0" w:firstLineChars="0"/>
+              <w:rPr>
+                <w:rFonts w:ascii="Arial" w:hAnsi="Arial" w:eastAsia="Arial" w:cs="Arial"/>
+                <w:i w:val="false"/>
+                <w:b w:val="false"/>
+                <w:u w:val="none"/>
+                <w:sz w:val="22"/>
+                <w:szCs w:val="22"/>
+                <w:color w:val="000000"/>
+              </w:rPr>
             </w:pPr>
             <w:r>
               <w:rPr>
@@ -4366,6 +5221,15 @@
               </w:pBdr>
               <w:spacing w:after="120" w:before="120" w:line="240"/>
               <w:ind w:left="120" w:right="120" w:firstLine="0" w:firstLineChars="0"/>
+              <w:rPr>
+                <w:rFonts w:ascii="Arial" w:hAnsi="Arial" w:eastAsia="Arial" w:cs="Arial"/>
+                <w:i w:val="false"/>
+                <w:b w:val="false"/>
+                <w:u w:val="none"/>
+                <w:sz w:val="22"/>
+                <w:szCs w:val="22"/>
+                <w:color w:val="000000"/>
+              </w:rPr>
             </w:pPr>
             <w:r>
               <w:rPr>
@@ -4416,6 +5280,15 @@
               </w:pBdr>
               <w:spacing w:after="120" w:before="120" w:line="240"/>
               <w:ind w:left="120" w:right="120" w:firstLine="0" w:firstLineChars="0"/>
+              <w:rPr>
+                <w:rFonts w:ascii="Arial" w:hAnsi="Arial" w:eastAsia="Arial" w:cs="Arial"/>
+                <w:i w:val="false"/>
+                <w:b w:val="false"/>
+                <w:u w:val="none"/>
+                <w:sz w:val="22"/>
+                <w:szCs w:val="22"/>
+                <w:color w:val="000000"/>
+              </w:rPr>
             </w:pPr>
             <w:r>
               <w:rPr>
@@ -4460,6 +5333,15 @@
               </w:pBdr>
               <w:spacing w:after="120" w:before="120" w:line="240"/>
               <w:ind w:left="120" w:right="120" w:firstLine="0" w:firstLineChars="0"/>
+              <w:rPr>
+                <w:rFonts w:ascii="Arial" w:hAnsi="Arial" w:eastAsia="Arial" w:cs="Arial"/>
+                <w:i w:val="false"/>
+                <w:b w:val="false"/>
+                <w:u w:val="none"/>
+                <w:sz w:val="22"/>
+                <w:szCs w:val="22"/>
+                <w:color w:val="000000"/>
+              </w:rPr>
             </w:pPr>
             <w:r>
               <w:rPr>
@@ -4504,6 +5386,15 @@
               </w:pBdr>
               <w:spacing w:after="120" w:before="120" w:line="240"/>
               <w:ind w:left="120" w:right="120" w:firstLine="0" w:firstLineChars="0"/>
+              <w:rPr>
+                <w:rFonts w:ascii="Arial" w:hAnsi="Arial" w:eastAsia="Arial" w:cs="Arial"/>
+                <w:i w:val="false"/>
+                <w:b w:val="false"/>
+                <w:u w:val="none"/>
+                <w:sz w:val="22"/>
+                <w:szCs w:val="22"/>
+                <w:color w:val="000000"/>
+              </w:rPr>
             </w:pPr>
             <w:r>
               <w:rPr>
@@ -4548,6 +5439,15 @@
               </w:pBdr>
               <w:spacing w:after="120" w:before="120" w:line="240"/>
               <w:ind w:left="120" w:right="120" w:firstLine="0" w:firstLineChars="0"/>
+              <w:rPr>
+                <w:rFonts w:ascii="Arial" w:hAnsi="Arial" w:eastAsia="Arial" w:cs="Arial"/>
+                <w:i w:val="false"/>
+                <w:b w:val="false"/>
+                <w:u w:val="none"/>
+                <w:sz w:val="22"/>
+                <w:szCs w:val="22"/>
+                <w:color w:val="000000"/>
+              </w:rPr>
             </w:pPr>
             <w:r>
               <w:rPr>
@@ -4598,6 +5498,15 @@
               </w:pBdr>
               <w:spacing w:after="120" w:before="120" w:line="240"/>
               <w:ind w:left="120" w:right="120" w:firstLine="0" w:firstLineChars="0"/>
+              <w:rPr>
+                <w:rFonts w:ascii="Arial" w:hAnsi="Arial" w:eastAsia="Arial" w:cs="Arial"/>
+                <w:i w:val="false"/>
+                <w:b w:val="false"/>
+                <w:u w:val="none"/>
+                <w:sz w:val="22"/>
+                <w:szCs w:val="22"/>
+                <w:color w:val="000000"/>
+              </w:rPr>
             </w:pPr>
             <w:r>
               <w:rPr>
@@ -4642,6 +5551,15 @@
               </w:pBdr>
               <w:spacing w:after="120" w:before="120" w:line="240"/>
               <w:ind w:left="120" w:right="120" w:firstLine="0" w:firstLineChars="0"/>
+              <w:rPr>
+                <w:rFonts w:ascii="Arial" w:hAnsi="Arial" w:eastAsia="Arial" w:cs="Arial"/>
+                <w:i w:val="false"/>
+                <w:b w:val="false"/>
+                <w:u w:val="none"/>
+                <w:sz w:val="22"/>
+                <w:szCs w:val="22"/>
+                <w:color w:val="000000"/>
+              </w:rPr>
             </w:pPr>
             <w:r>
               <w:rPr>
@@ -4686,6 +5604,15 @@
               </w:pBdr>
               <w:spacing w:after="120" w:before="120" w:line="240"/>
               <w:ind w:left="120" w:right="120" w:firstLine="0" w:firstLineChars="0"/>
+              <w:rPr>
+                <w:rFonts w:ascii="Arial" w:hAnsi="Arial" w:eastAsia="Arial" w:cs="Arial"/>
+                <w:i w:val="false"/>
+                <w:b w:val="false"/>
+                <w:u w:val="none"/>
+                <w:sz w:val="22"/>
+                <w:szCs w:val="22"/>
+                <w:color w:val="000000"/>
+              </w:rPr>
             </w:pPr>
             <w:r>
               <w:rPr>
@@ -4730,6 +5657,15 @@
               </w:pBdr>
               <w:spacing w:after="120" w:before="120" w:line="240"/>
               <w:ind w:left="120" w:right="120" w:firstLine="0" w:firstLineChars="0"/>
+              <w:rPr>
+                <w:rFonts w:ascii="Arial" w:hAnsi="Arial" w:eastAsia="Arial" w:cs="Arial"/>
+                <w:i w:val="false"/>
+                <w:b w:val="false"/>
+                <w:u w:val="none"/>
+                <w:sz w:val="22"/>
+                <w:szCs w:val="22"/>
+                <w:color w:val="000000"/>
+              </w:rPr>
             </w:pPr>
             <w:r>
               <w:rPr>
@@ -4780,6 +5716,15 @@
               </w:pBdr>
               <w:spacing w:after="120" w:before="120" w:line="240"/>
               <w:ind w:left="120" w:right="120" w:firstLine="0" w:firstLineChars="0"/>
+              <w:rPr>
+                <w:rFonts w:ascii="Arial" w:hAnsi="Arial" w:eastAsia="Arial" w:cs="Arial"/>
+                <w:i w:val="false"/>
+                <w:b w:val="false"/>
+                <w:u w:val="none"/>
+                <w:sz w:val="22"/>
+                <w:szCs w:val="22"/>
+                <w:color w:val="000000"/>
+              </w:rPr>
             </w:pPr>
             <w:r>
               <w:rPr>
@@ -4824,6 +5769,15 @@
               </w:pBdr>
               <w:spacing w:after="120" w:before="120" w:line="240"/>
               <w:ind w:left="120" w:right="120" w:firstLine="0" w:firstLineChars="0"/>
+              <w:rPr>
+                <w:rFonts w:ascii="Arial" w:hAnsi="Arial" w:eastAsia="Arial" w:cs="Arial"/>
+                <w:i w:val="false"/>
+                <w:b w:val="false"/>
+                <w:u w:val="none"/>
+                <w:sz w:val="22"/>
+                <w:szCs w:val="22"/>
+                <w:color w:val="000000"/>
+              </w:rPr>
             </w:pPr>
             <w:r>
               <w:rPr>
@@ -4868,6 +5822,15 @@
               </w:pBdr>
               <w:spacing w:after="120" w:before="120" w:line="240"/>
               <w:ind w:left="120" w:right="120" w:firstLine="0" w:firstLineChars="0"/>
+              <w:rPr>
+                <w:rFonts w:ascii="Arial" w:hAnsi="Arial" w:eastAsia="Arial" w:cs="Arial"/>
+                <w:i w:val="false"/>
+                <w:b w:val="false"/>
+                <w:u w:val="none"/>
+                <w:sz w:val="22"/>
+                <w:szCs w:val="22"/>
+                <w:color w:val="000000"/>
+              </w:rPr>
             </w:pPr>
             <w:r>
               <w:rPr>
@@ -4912,6 +5875,15 @@
               </w:pBdr>
               <w:spacing w:after="120" w:before="120" w:line="240"/>
               <w:ind w:left="120" w:right="120" w:firstLine="0" w:firstLineChars="0"/>
+              <w:rPr>
+                <w:rFonts w:ascii="Arial" w:hAnsi="Arial" w:eastAsia="Arial" w:cs="Arial"/>
+                <w:i w:val="false"/>
+                <w:b w:val="false"/>
+                <w:u w:val="none"/>
+                <w:sz w:val="22"/>
+                <w:szCs w:val="22"/>
+                <w:color w:val="000000"/>
+              </w:rPr>
             </w:pPr>
             <w:r>
               <w:rPr>
@@ -4962,6 +5934,15 @@
               </w:pBdr>
               <w:spacing w:after="120" w:before="120" w:line="240"/>
               <w:ind w:left="120" w:right="120" w:firstLine="0" w:firstLineChars="0"/>
+              <w:rPr>
+                <w:rFonts w:ascii="Arial" w:hAnsi="Arial" w:eastAsia="Arial" w:cs="Arial"/>
+                <w:i w:val="false"/>
+                <w:b w:val="false"/>
+                <w:u w:val="none"/>
+                <w:sz w:val="22"/>
+                <w:szCs w:val="22"/>
+                <w:color w:val="000000"/>
+              </w:rPr>
             </w:pPr>
             <w:r>
               <w:rPr>
@@ -5006,6 +5987,15 @@
               </w:pBdr>
               <w:spacing w:after="120" w:before="120" w:line="240"/>
               <w:ind w:left="120" w:right="120" w:firstLine="0" w:firstLineChars="0"/>
+              <w:rPr>
+                <w:rFonts w:ascii="Arial" w:hAnsi="Arial" w:eastAsia="Arial" w:cs="Arial"/>
+                <w:i w:val="false"/>
+                <w:b w:val="false"/>
+                <w:u w:val="none"/>
+                <w:sz w:val="22"/>
+                <w:szCs w:val="22"/>
+                <w:color w:val="000000"/>
+              </w:rPr>
             </w:pPr>
             <w:r>
               <w:rPr>
@@ -5050,6 +6040,15 @@
               </w:pBdr>
               <w:spacing w:after="120" w:before="120" w:line="240"/>
               <w:ind w:left="120" w:right="120" w:firstLine="0" w:firstLineChars="0"/>
+              <w:rPr>
+                <w:rFonts w:ascii="Arial" w:hAnsi="Arial" w:eastAsia="Arial" w:cs="Arial"/>
+                <w:i w:val="false"/>
+                <w:b w:val="false"/>
+                <w:u w:val="none"/>
+                <w:sz w:val="22"/>
+                <w:szCs w:val="22"/>
+                <w:color w:val="000000"/>
+              </w:rPr>
             </w:pPr>
             <w:r>
               <w:rPr>
@@ -5094,6 +6093,15 @@
               </w:pBdr>
               <w:spacing w:after="120" w:before="120" w:line="240"/>
               <w:ind w:left="120" w:right="120" w:firstLine="0" w:firstLineChars="0"/>
+              <w:rPr>
+                <w:rFonts w:ascii="Arial" w:hAnsi="Arial" w:eastAsia="Arial" w:cs="Arial"/>
+                <w:i w:val="false"/>
+                <w:b w:val="false"/>
+                <w:u w:val="none"/>
+                <w:sz w:val="22"/>
+                <w:szCs w:val="22"/>
+                <w:color w:val="000000"/>
+              </w:rPr>
             </w:pPr>
             <w:r>
               <w:rPr>
@@ -5145,6 +6153,15 @@
               </w:pBdr>
               <w:spacing w:after="120" w:before="120" w:line="240"/>
               <w:ind w:left="120" w:right="120" w:firstLine="0" w:firstLineChars="0"/>
+              <w:rPr>
+                <w:rFonts w:ascii="Arial" w:hAnsi="Arial" w:eastAsia="Arial" w:cs="Arial"/>
+                <w:i w:val="false"/>
+                <w:b w:val="false"/>
+                <w:u w:val="none"/>
+                <w:sz w:val="22"/>
+                <w:szCs w:val="22"/>
+                <w:color w:val="000000"/>
+              </w:rPr>
             </w:pPr>
             <w:r>
               <w:rPr>

--- a/tablas/regresiones_arreglo_impuestos.docx
+++ b/tablas/regresiones_arreglo_impuestos.docx
@@ -339,7 +339,7 @@
                 <w:szCs w:val="22"/>
                 <w:color w:val="000000"/>
               </w:rPr>
-              <w:t xml:space="preserve">1.01 *** (0.00)</w:t>
+              <w:t xml:space="preserve">1.00 *** (0.00)</w:t>
             </w:r>
           </w:p>
         </w:tc>
@@ -557,7 +557,7 @@
                 <w:szCs w:val="22"/>
                 <w:color w:val="000000"/>
               </w:rPr>
-              <w:t xml:space="preserve">1.31 *** (0.03)</w:t>
+              <w:t xml:space="preserve">1.30 *** (0.02)</w:t>
             </w:r>
           </w:p>
         </w:tc>
@@ -775,7 +775,7 @@
                 <w:szCs w:val="22"/>
                 <w:color w:val="000000"/>
               </w:rPr>
-              <w:t xml:space="preserve">1.06 *** (0.02)</w:t>
+              <w:t xml:space="preserve">1.14 *** (0.01)</w:t>
             </w:r>
           </w:p>
         </w:tc>
@@ -5353,7 +5353,7 @@
                 <w:szCs w:val="22"/>
                 <w:color w:val="000000"/>
               </w:rPr>
-              <w:t xml:space="preserve">19587    </w:t>
+              <w:t xml:space="preserve">38805    </w:t>
             </w:r>
           </w:p>
         </w:tc>
@@ -5571,7 +5571,7 @@
                 <w:szCs w:val="22"/>
                 <w:color w:val="000000"/>
               </w:rPr>
-              <w:t xml:space="preserve">23533.21 </w:t>
+              <w:t xml:space="preserve">43193.97 </w:t>
             </w:r>
           </w:p>
         </w:tc>
@@ -5789,7 +5789,7 @@
                 <w:szCs w:val="22"/>
                 <w:color w:val="000000"/>
               </w:rPr>
-              <w:t xml:space="preserve">23564.74 </w:t>
+              <w:t xml:space="preserve">43228.24 </w:t>
             </w:r>
           </w:p>
         </w:tc>
